--- a/public/Tanzim-Rahman.docx
+++ b/public/Tanzim-Rahman.docx
@@ -34,18 +34,18 @@
               <w:pStyle w:val="Heading1"/>
               <w:spacing w:line="276" w:lineRule="auto"/>
               <w:rPr>
-                <w:rFonts w:ascii="Aptos" w:hAnsi="Aptos" w:cs="Times New Roman"/>
-                <w:color w:val="262626" w:themeColor="text1" w:themeTint="D9"/>
-                <w:sz w:val="48"/>
-                <w:szCs w:val="48"/>
-              </w:rPr>
-            </w:pPr>
-            <w:r>
-              <w:rPr>
-                <w:rFonts w:ascii="Aptos" w:hAnsi="Aptos" w:cs="Times New Roman"/>
-                <w:color w:val="262626" w:themeColor="text1" w:themeTint="D9"/>
-                <w:sz w:val="48"/>
-                <w:szCs w:val="48"/>
+                <w:rFonts w:asciiTheme="majorHAnsi" w:hAnsiTheme="majorHAnsi" w:cs="Times New Roman"/>
+                <w:color w:val="262626" w:themeColor="text1" w:themeTint="D9"/>
+                <w:sz w:val="56"/>
+                <w:szCs w:val="56"/>
+              </w:rPr>
+            </w:pPr>
+            <w:r>
+              <w:rPr>
+                <w:rFonts w:asciiTheme="majorHAnsi" w:hAnsiTheme="majorHAnsi" w:cs="Times New Roman"/>
+                <w:color w:val="262626" w:themeColor="text1" w:themeTint="D9"/>
+                <w:sz w:val="56"/>
+                <w:szCs w:val="56"/>
               </w:rPr>
               <w:t>Tanzim Rahman</w:t>
             </w:r>
@@ -55,70 +55,57 @@
               <w:pStyle w:val="a4"/>
               <w:spacing w:before="0" w:after="0" w:line="276" w:lineRule="auto"/>
               <w:rPr>
-                <w:rFonts w:ascii="Aptos" w:hAnsi="Aptos" w:cs="Bangla Sangam MN"/>
-                <w:color w:val="262626" w:themeColor="text1" w:themeTint="D9"/>
-                <w:sz w:val="20"/>
-                <w:szCs w:val="20"/>
+                <w:rFonts w:asciiTheme="minorHAnsi" w:hAnsiTheme="minorHAnsi" w:cs="Bangla Sangam MN"/>
+                <w:color w:val="262626" w:themeColor="text1" w:themeTint="D9"/>
+                <w:sz w:val="22"/>
+                <w:szCs w:val="22"/>
               </w:rPr>
             </w:pPr>
             <w:r>
               <w:rPr>
                 <w:rStyle w:val="a8"/>
-                <w:rFonts w:ascii="Aptos" w:hAnsi="Aptos" w:cs="Bangla Sangam MN"/>
+                <w:rFonts w:asciiTheme="minorHAnsi" w:hAnsiTheme="minorHAnsi" w:cs="Bangla Sangam MN"/>
                 <w:i w:val="0"/>
                 <w:iCs w:val="0"/>
                 <w:color w:val="262626" w:themeColor="text1" w:themeTint="D9"/>
-                <w:sz w:val="20"/>
-                <w:szCs w:val="20"/>
+                <w:sz w:val="22"/>
+                <w:szCs w:val="22"/>
               </w:rPr>
               <w:t xml:space="preserve">Software Engineer | </w:t>
             </w:r>
             <w:r>
               <w:rPr>
                 <w:rStyle w:val="a8"/>
-                <w:rFonts w:ascii="Aptos" w:hAnsi="Aptos" w:cs="Bangla Sangam MN"/>
+                <w:rFonts w:asciiTheme="minorHAnsi" w:hAnsiTheme="minorHAnsi" w:cs="Bangla Sangam MN"/>
                 <w:i w:val="0"/>
                 <w:iCs w:val="0"/>
                 <w:color w:val="262626" w:themeColor="text1" w:themeTint="D9"/>
-                <w:sz w:val="20"/>
-                <w:szCs w:val="20"/>
-              </w:rPr>
-              <w:t>M</w:t>
+                <w:sz w:val="22"/>
+                <w:szCs w:val="22"/>
+              </w:rPr>
+              <w:t>MERN Stack Developer</w:t>
             </w:r>
             <w:r>
               <w:rPr>
                 <w:rStyle w:val="a8"/>
-                <w:rFonts w:ascii="Aptos" w:hAnsi="Aptos" w:cs="Bangla Sangam MN"/>
+                <w:rFonts w:asciiTheme="minorHAnsi" w:hAnsiTheme="minorHAnsi" w:cs="Bangla Sangam MN"/>
                 <w:i w:val="0"/>
                 <w:iCs w:val="0"/>
                 <w:color w:val="262626" w:themeColor="text1" w:themeTint="D9"/>
-                <w:sz w:val="20"/>
-                <w:szCs w:val="20"/>
-              </w:rPr>
-              <w:t xml:space="preserve">aster’s student at Memorial University St. John's, NL, Canada | </w:t>
+                <w:sz w:val="22"/>
+                <w:szCs w:val="22"/>
+              </w:rPr>
+              <w:t xml:space="preserve"> </w:t>
             </w:r>
             <w:r>
               <w:rPr>
                 <w:rStyle w:val="a8"/>
-                <w:rFonts w:ascii="Aptos" w:hAnsi="Aptos" w:cs="Bangla Sangam MN"/>
+                <w:rFonts w:asciiTheme="minorHAnsi" w:hAnsiTheme="minorHAnsi" w:cs="Bangla Sangam MN"/>
                 <w:i w:val="0"/>
                 <w:iCs w:val="0"/>
                 <w:color w:val="262626" w:themeColor="text1" w:themeTint="D9"/>
-                <w:sz w:val="20"/>
-                <w:szCs w:val="20"/>
-              </w:rPr>
-              <w:br/>
-              <w:t>+1709-764-7769 | tanzimr@mun.ca</w:t>
-            </w:r>
-            <w:r>
-              <w:rPr>
-                <w:rStyle w:val="a8"/>
-                <w:rFonts w:ascii="Aptos" w:hAnsi="Aptos" w:cs="Times New Roman"/>
-                <w:i w:val="0"/>
-                <w:iCs w:val="0"/>
-                <w:color w:val="262626" w:themeColor="text1" w:themeTint="D9"/>
-                <w:sz w:val="20"/>
-                <w:szCs w:val="20"/>
+                <w:sz w:val="22"/>
+                <w:szCs w:val="22"/>
               </w:rPr>
               <w:br/>
             </w:r>
@@ -126,10 +113,56 @@
               <w:r>
                 <w:rPr>
                   <w:rStyle w:val="Hyperlink"/>
-                  <w:rFonts w:ascii="Aptos" w:hAnsi="Aptos"/>
+                  <w:rFonts w:asciiTheme="minorHAnsi" w:hAnsiTheme="minorHAnsi" w:cs="Bangla Sangam MN"/>
+                  <w:sz w:val="22"/>
+                  <w:szCs w:val="22"/>
+                </w:rPr>
+                <w:t>Phone</w:t>
+              </w:r>
+            </w:hyperlink>
+            <w:r>
+              <w:rPr>
+                <w:rStyle w:val="a8"/>
+                <w:rFonts w:asciiTheme="minorHAnsi" w:hAnsiTheme="minorHAnsi" w:cs="Bangla Sangam MN"/>
+                <w:i w:val="0"/>
+                <w:iCs w:val="0"/>
+                <w:color w:val="262626" w:themeColor="text1" w:themeTint="D9"/>
+                <w:sz w:val="22"/>
+                <w:szCs w:val="22"/>
+              </w:rPr>
+              <w:t xml:space="preserve"> | </w:t>
+            </w:r>
+            <w:hyperlink r:id="rId9" w:history="1">
+              <w:r>
+                <w:rPr>
+                  <w:rStyle w:val="Hyperlink"/>
+                  <w:rFonts w:asciiTheme="minorHAnsi" w:hAnsiTheme="minorHAnsi" w:cs="Bangla Sangam MN"/>
+                  <w:sz w:val="22"/>
+                  <w:szCs w:val="22"/>
+                </w:rPr>
+                <w:t>Email</w:t>
+              </w:r>
+            </w:hyperlink>
+            <w:r>
+              <w:rPr>
+                <w:rStyle w:val="a8"/>
+                <w:rFonts w:asciiTheme="minorHAnsi" w:hAnsiTheme="minorHAnsi" w:cs="Times New Roman"/>
+                <w:i w:val="0"/>
+                <w:iCs w:val="0"/>
+                <w:color w:val="262626" w:themeColor="text1" w:themeTint="D9"/>
+                <w:sz w:val="22"/>
+                <w:szCs w:val="22"/>
+              </w:rPr>
+              <w:br/>
+            </w:r>
+            <w:hyperlink r:id="rId10" w:history="1">
+              <w:r>
+                <w:rPr>
+                  <w:rStyle w:val="Hyperlink"/>
+                  <w:rFonts w:asciiTheme="minorHAnsi" w:hAnsiTheme="minorHAnsi"/>
                   <w:color w:val="215E99" w:themeColor="text2" w:themeTint="BF"/>
-                  <w:sz w:val="20"/>
-                  <w:szCs w:val="20"/>
+                  <w:sz w:val="22"/>
+                  <w:szCs w:val="22"/>
                 </w:rPr>
                 <w:t>LinkedIn</w:t>
               </w:r>
@@ -137,46 +170,46 @@
             <w:r>
               <w:rPr>
                 <w:rStyle w:val="a8"/>
-                <w:rFonts w:ascii="Aptos" w:hAnsi="Aptos"/>
+                <w:rFonts w:asciiTheme="minorHAnsi" w:hAnsiTheme="minorHAnsi"/>
                 <w:i w:val="0"/>
                 <w:iCs w:val="0"/>
                 <w:color w:val="215E99" w:themeColor="text2" w:themeTint="BF"/>
-                <w:sz w:val="20"/>
-                <w:szCs w:val="20"/>
+                <w:sz w:val="22"/>
+                <w:szCs w:val="22"/>
               </w:rPr>
               <w:t xml:space="preserve"> | </w:t>
             </w:r>
-            <w:hyperlink r:id="rId9" w:history="1">
+            <w:hyperlink r:id="rId11" w:history="1">
               <w:r>
                 <w:rPr>
                   <w:rStyle w:val="Hyperlink"/>
-                  <w:rFonts w:ascii="Aptos" w:hAnsi="Aptos"/>
+                  <w:rFonts w:asciiTheme="minorHAnsi" w:hAnsiTheme="minorHAnsi"/>
                   <w:color w:val="215E99" w:themeColor="text2" w:themeTint="BF"/>
-                  <w:sz w:val="20"/>
-                  <w:szCs w:val="20"/>
+                  <w:sz w:val="22"/>
+                  <w:szCs w:val="22"/>
                 </w:rPr>
                 <w:t>GitHub</w:t>
               </w:r>
             </w:hyperlink>
             <w:r>
               <w:rPr>
-                <w:rFonts w:ascii="Aptos" w:hAnsi="Aptos"/>
+                <w:rFonts w:asciiTheme="minorHAnsi" w:hAnsiTheme="minorHAnsi"/>
                 <w:color w:val="215E99" w:themeColor="text2" w:themeTint="BF"/>
-                <w:sz w:val="20"/>
-                <w:szCs w:val="20"/>
+                <w:sz w:val="22"/>
+                <w:szCs w:val="22"/>
               </w:rPr>
               <w:t xml:space="preserve"> | </w:t>
             </w:r>
-            <w:hyperlink r:id="rId10" w:history="1">
+            <w:hyperlink r:id="rId12" w:history="1">
               <w:r>
                 <w:rPr>
                   <w:rStyle w:val="Hyperlink"/>
-                  <w:rFonts w:ascii="Aptos" w:hAnsi="Aptos"/>
+                  <w:rFonts w:asciiTheme="minorHAnsi" w:hAnsiTheme="minorHAnsi"/>
                   <w:color w:val="215E99" w:themeColor="text2" w:themeTint="BF"/>
-                  <w:sz w:val="20"/>
-                  <w:szCs w:val="20"/>
+                  <w:sz w:val="22"/>
+                  <w:szCs w:val="22"/>
                 </w:rPr>
-                <w:t>Portfolio</w:t>
+                <w:t>Website</w:t>
               </w:r>
             </w:hyperlink>
           </w:p>
@@ -195,10 +228,10 @@
               <w:spacing w:line="276" w:lineRule="auto"/>
               <w:jc w:val="both"/>
               <w:rPr>
-                <w:rFonts w:ascii="Aptos" w:hAnsi="Aptos" w:cs="Times New Roman"/>
-                <w:color w:val="262626" w:themeColor="text1" w:themeTint="D9"/>
-                <w:sz w:val="20"/>
-                <w:szCs w:val="20"/>
+                <w:rFonts w:asciiTheme="minorHAnsi" w:hAnsiTheme="minorHAnsi" w:cs="Times New Roman"/>
+                <w:color w:val="262626" w:themeColor="text1" w:themeTint="D9"/>
+                <w:sz w:val="22"/>
+                <w:szCs w:val="22"/>
               </w:rPr>
             </w:pPr>
           </w:p>
@@ -210,10 +243,10 @@
         <w:spacing w:line="276" w:lineRule="auto"/>
         <w:jc w:val="both"/>
         <w:rPr>
-          <w:rFonts w:ascii="Aptos" w:hAnsi="Aptos" w:cs="Times New Roman"/>
+          <w:rFonts w:asciiTheme="minorHAnsi" w:hAnsiTheme="minorHAnsi" w:cs="Times New Roman"/>
           <w:color w:val="262626" w:themeColor="text1" w:themeTint="D9"/>
-          <w:sz w:val="20"/>
-          <w:szCs w:val="20"/>
+          <w:sz w:val="22"/>
+          <w:szCs w:val="22"/>
         </w:rPr>
       </w:pPr>
     </w:p>
@@ -241,22 +274,8 @@
           <w:p>
             <w:pPr>
               <w:pStyle w:val="Heading2"/>
-              <w:spacing w:before="0" w:line="276" w:lineRule="auto"/>
-              <w:jc w:val="both"/>
-              <w:rPr>
-                <w:rFonts w:ascii="Aptos" w:hAnsi="Aptos" w:cs="Times New Roman"/>
-                <w:color w:val="262626" w:themeColor="text1" w:themeTint="D9"/>
-                <w:sz w:val="22"/>
-                <w:szCs w:val="22"/>
-              </w:rPr>
-            </w:pPr>
-            <w:r>
-              <w:rPr>
-                <w:rFonts w:ascii="Aptos" w:hAnsi="Aptos" w:cs="Times New Roman"/>
-                <w:color w:val="262626" w:themeColor="text1" w:themeTint="D9"/>
-                <w:sz w:val="22"/>
-                <w:szCs w:val="22"/>
-              </w:rPr>
+            </w:pPr>
+            <w:r>
               <w:t>TECHNICAL SKILLS</w:t>
             </w:r>
           </w:p>
@@ -269,85 +288,85 @@
               </w:numPr>
               <w:spacing w:before="0" w:beforeAutospacing="0" w:after="0" w:afterAutospacing="0" w:line="276" w:lineRule="auto"/>
               <w:rPr>
-                <w:rFonts w:ascii="Aptos" w:hAnsi="Aptos" w:cs="Bangla Sangam MN"/>
-                <w:color w:val="262626" w:themeColor="text1" w:themeTint="D9"/>
-                <w:sz w:val="20"/>
-                <w:szCs w:val="20"/>
-              </w:rPr>
-            </w:pPr>
-            <w:r>
-              <w:rPr>
-                <w:rFonts w:ascii="Aptos" w:hAnsi="Aptos" w:cs="Bangla Sangam MN"/>
-                <w:color w:val="262626" w:themeColor="text1" w:themeTint="D9"/>
-                <w:sz w:val="20"/>
-                <w:szCs w:val="20"/>
+                <w:rFonts w:asciiTheme="minorHAnsi" w:hAnsiTheme="minorHAnsi" w:cs="Bangla Sangam MN"/>
+                <w:color w:val="262626" w:themeColor="text1" w:themeTint="D9"/>
+                <w:sz w:val="22"/>
+                <w:szCs w:val="22"/>
+              </w:rPr>
+            </w:pPr>
+            <w:r>
+              <w:rPr>
+                <w:rFonts w:asciiTheme="minorHAnsi" w:hAnsiTheme="minorHAnsi" w:cs="Bangla Sangam MN"/>
+                <w:color w:val="262626" w:themeColor="text1" w:themeTint="D9"/>
+                <w:sz w:val="22"/>
+                <w:szCs w:val="22"/>
               </w:rPr>
               <w:t>L</w:t>
             </w:r>
             <w:r>
               <w:rPr>
                 <w:rStyle w:val="citation-400"/>
-                <w:rFonts w:ascii="Aptos" w:hAnsi="Aptos" w:cs="Bangla Sangam MN"/>
-                <w:color w:val="262626" w:themeColor="text1" w:themeTint="D9"/>
-                <w:sz w:val="20"/>
-                <w:szCs w:val="20"/>
+                <w:rFonts w:asciiTheme="minorHAnsi" w:hAnsiTheme="minorHAnsi" w:cs="Bangla Sangam MN"/>
+                <w:color w:val="262626" w:themeColor="text1" w:themeTint="D9"/>
+                <w:sz w:val="22"/>
+                <w:szCs w:val="22"/>
               </w:rPr>
               <w:t>anguages:</w:t>
             </w:r>
             <w:r>
               <w:rPr>
                 <w:rStyle w:val="apple-converted-space"/>
-                <w:rFonts w:ascii="Aptos" w:hAnsi="Aptos" w:cs="Bangla Sangam MN"/>
-                <w:color w:val="262626" w:themeColor="text1" w:themeTint="D9"/>
-                <w:sz w:val="20"/>
-                <w:szCs w:val="20"/>
+                <w:rFonts w:asciiTheme="minorHAnsi" w:hAnsiTheme="minorHAnsi" w:cs="Bangla Sangam MN"/>
+                <w:color w:val="262626" w:themeColor="text1" w:themeTint="D9"/>
+                <w:sz w:val="22"/>
+                <w:szCs w:val="22"/>
               </w:rPr>
               <w:t> </w:t>
             </w:r>
             <w:r>
               <w:rPr>
                 <w:rStyle w:val="citation-400"/>
-                <w:rFonts w:ascii="Aptos" w:hAnsi="Aptos" w:cs="Bangla Sangam MN"/>
-                <w:color w:val="262626" w:themeColor="text1" w:themeTint="D9"/>
-                <w:sz w:val="20"/>
-                <w:szCs w:val="20"/>
+                <w:rFonts w:asciiTheme="minorHAnsi" w:hAnsiTheme="minorHAnsi" w:cs="Bangla Sangam MN"/>
+                <w:color w:val="262626" w:themeColor="text1" w:themeTint="D9"/>
+                <w:sz w:val="22"/>
+                <w:szCs w:val="22"/>
               </w:rPr>
               <w:t>JavaScript (ES6+),</w:t>
             </w:r>
             <w:r>
               <w:rPr>
-                <w:rFonts w:ascii="Aptos" w:hAnsi="Aptos"/>
-                <w:sz w:val="20"/>
-                <w:szCs w:val="20"/>
+                <w:rFonts w:asciiTheme="minorHAnsi" w:hAnsiTheme="minorHAnsi"/>
+                <w:sz w:val="22"/>
+                <w:szCs w:val="22"/>
               </w:rPr>
               <w:t xml:space="preserve"> </w:t>
             </w:r>
             <w:r>
               <w:rPr>
                 <w:rStyle w:val="citation-400"/>
-                <w:rFonts w:ascii="Aptos" w:hAnsi="Aptos" w:cs="Bangla Sangam MN"/>
-                <w:color w:val="262626" w:themeColor="text1" w:themeTint="D9"/>
-                <w:sz w:val="20"/>
-                <w:szCs w:val="20"/>
+                <w:rFonts w:asciiTheme="minorHAnsi" w:hAnsiTheme="minorHAnsi" w:cs="Bangla Sangam MN"/>
+                <w:color w:val="262626" w:themeColor="text1" w:themeTint="D9"/>
+                <w:sz w:val="22"/>
+                <w:szCs w:val="22"/>
               </w:rPr>
               <w:t>TypeScript,</w:t>
             </w:r>
             <w:r>
               <w:rPr>
                 <w:rStyle w:val="citation-400"/>
-                <w:rFonts w:ascii="Aptos" w:hAnsi="Aptos" w:cs="Bangla Sangam MN"/>
-                <w:color w:val="262626" w:themeColor="text1" w:themeTint="D9"/>
-                <w:sz w:val="20"/>
-                <w:szCs w:val="20"/>
+                <w:rFonts w:asciiTheme="minorHAnsi" w:hAnsiTheme="minorHAnsi" w:cs="Bangla Sangam MN"/>
+                <w:color w:val="262626" w:themeColor="text1" w:themeTint="D9"/>
+                <w:sz w:val="22"/>
+                <w:szCs w:val="22"/>
               </w:rPr>
               <w:t xml:space="preserve"> Python, PHP, HTML5, CSS3</w:t>
             </w:r>
             <w:r>
               <w:rPr>
-                <w:rFonts w:ascii="Aptos" w:hAnsi="Aptos" w:cs="Bangla Sangam MN"/>
-                <w:color w:val="262626" w:themeColor="text1" w:themeTint="D9"/>
-                <w:sz w:val="20"/>
-                <w:szCs w:val="20"/>
+                <w:rFonts w:asciiTheme="minorHAnsi" w:hAnsiTheme="minorHAnsi" w:cs="Bangla Sangam MN"/>
+                <w:color w:val="262626" w:themeColor="text1" w:themeTint="D9"/>
+                <w:sz w:val="22"/>
+                <w:szCs w:val="22"/>
               </w:rPr>
               <w:t>.</w:t>
             </w:r>
@@ -361,79 +380,70 @@
               </w:numPr>
               <w:spacing w:before="0" w:beforeAutospacing="0" w:after="0" w:afterAutospacing="0" w:line="276" w:lineRule="auto"/>
               <w:rPr>
-                <w:rFonts w:ascii="Aptos" w:hAnsi="Aptos" w:cs="Bangla Sangam MN"/>
-                <w:color w:val="262626" w:themeColor="text1" w:themeTint="D9"/>
-                <w:sz w:val="20"/>
-                <w:szCs w:val="20"/>
+                <w:rFonts w:asciiTheme="minorHAnsi" w:hAnsiTheme="minorHAnsi" w:cs="Bangla Sangam MN"/>
+                <w:color w:val="262626" w:themeColor="text1" w:themeTint="D9"/>
+                <w:sz w:val="22"/>
+                <w:szCs w:val="22"/>
               </w:rPr>
             </w:pPr>
             <w:r>
               <w:rPr>
                 <w:rStyle w:val="citation-399"/>
-                <w:rFonts w:ascii="Aptos" w:hAnsi="Aptos" w:cs="Bangla Sangam MN"/>
-                <w:color w:val="262626" w:themeColor="text1" w:themeTint="D9"/>
-                <w:sz w:val="20"/>
-                <w:szCs w:val="20"/>
+                <w:rFonts w:asciiTheme="minorHAnsi" w:hAnsiTheme="minorHAnsi" w:cs="Bangla Sangam MN"/>
+                <w:color w:val="262626" w:themeColor="text1" w:themeTint="D9"/>
+                <w:sz w:val="22"/>
+                <w:szCs w:val="22"/>
               </w:rPr>
               <w:t>Frontend:</w:t>
             </w:r>
             <w:r>
               <w:rPr>
                 <w:rStyle w:val="apple-converted-space"/>
-                <w:rFonts w:ascii="Aptos" w:hAnsi="Aptos" w:cs="Bangla Sangam MN"/>
-                <w:color w:val="262626" w:themeColor="text1" w:themeTint="D9"/>
-                <w:sz w:val="20"/>
-                <w:szCs w:val="20"/>
+                <w:rFonts w:asciiTheme="minorHAnsi" w:hAnsiTheme="minorHAnsi" w:cs="Bangla Sangam MN"/>
+                <w:color w:val="262626" w:themeColor="text1" w:themeTint="D9"/>
+                <w:sz w:val="22"/>
+                <w:szCs w:val="22"/>
               </w:rPr>
               <w:t> </w:t>
             </w:r>
             <w:r>
               <w:rPr>
                 <w:rStyle w:val="citation-399"/>
-                <w:rFonts w:ascii="Aptos" w:hAnsi="Aptos" w:cs="Bangla Sangam MN"/>
-                <w:color w:val="262626" w:themeColor="text1" w:themeTint="D9"/>
-                <w:sz w:val="20"/>
-                <w:szCs w:val="20"/>
+                <w:rFonts w:asciiTheme="minorHAnsi" w:hAnsiTheme="minorHAnsi" w:cs="Bangla Sangam MN"/>
+                <w:color w:val="262626" w:themeColor="text1" w:themeTint="D9"/>
+                <w:sz w:val="22"/>
+                <w:szCs w:val="22"/>
               </w:rPr>
               <w:t xml:space="preserve">React.js, </w:t>
             </w:r>
             <w:r>
               <w:rPr>
                 <w:rStyle w:val="citation-399"/>
-                <w:rFonts w:ascii="Aptos" w:hAnsi="Aptos" w:cs="Bangla Sangam MN"/>
-                <w:color w:val="262626" w:themeColor="text1" w:themeTint="D9"/>
-                <w:sz w:val="20"/>
-                <w:szCs w:val="20"/>
+                <w:rFonts w:asciiTheme="minorHAnsi" w:hAnsiTheme="minorHAnsi" w:cs="Bangla Sangam MN"/>
+                <w:color w:val="262626" w:themeColor="text1" w:themeTint="D9"/>
+                <w:sz w:val="22"/>
+                <w:szCs w:val="22"/>
               </w:rPr>
               <w:t>N</w:t>
             </w:r>
             <w:r>
               <w:rPr>
                 <w:rStyle w:val="citation-399"/>
-                <w:rFonts w:ascii="Aptos" w:hAnsi="Aptos" w:cs="Bangla Sangam MN"/>
-                <w:sz w:val="20"/>
-                <w:szCs w:val="20"/>
+                <w:rFonts w:asciiTheme="minorHAnsi" w:hAnsiTheme="minorHAnsi" w:cs="Bangla Sangam MN"/>
+                <w:sz w:val="22"/>
+                <w:szCs w:val="22"/>
               </w:rPr>
               <w:t xml:space="preserve">ext.js, </w:t>
             </w:r>
             <w:r>
               <w:rPr>
                 <w:rStyle w:val="citation-399"/>
-                <w:rFonts w:ascii="Aptos" w:hAnsi="Aptos" w:cs="Bangla Sangam MN"/>
-                <w:color w:val="262626" w:themeColor="text1" w:themeTint="D9"/>
-                <w:sz w:val="20"/>
-                <w:szCs w:val="20"/>
+                <w:rFonts w:asciiTheme="minorHAnsi" w:hAnsiTheme="minorHAnsi" w:cs="Bangla Sangam MN"/>
+                <w:color w:val="262626" w:themeColor="text1" w:themeTint="D9"/>
+                <w:sz w:val="22"/>
+                <w:szCs w:val="22"/>
               </w:rPr>
               <w:t>Redux, Context API, Tailwind CSS, Bootstrap, jQuery</w:t>
-            </w:r>
-            <w:r>
-              <w:rPr>
-                <w:rFonts w:ascii="Aptos" w:hAnsi="Aptos" w:cs="Bangla Sangam MN"/>
-                <w:color w:val="262626" w:themeColor="text1" w:themeTint="D9"/>
-                <w:sz w:val="20"/>
-                <w:szCs w:val="20"/>
-              </w:rPr>
-              <w:t>.</w:t>
             </w:r>
           </w:p>
           <w:p>
@@ -446,49 +456,49 @@
               <w:spacing w:before="0" w:beforeAutospacing="0" w:after="0" w:afterAutospacing="0" w:line="276" w:lineRule="auto"/>
               <w:rPr>
                 <w:rStyle w:val="citation-398"/>
-                <w:rFonts w:ascii="Aptos" w:hAnsi="Aptos" w:cs="Bangla Sangam MN"/>
-                <w:color w:val="262626" w:themeColor="text1" w:themeTint="D9"/>
-                <w:sz w:val="20"/>
-                <w:szCs w:val="20"/>
+                <w:rFonts w:asciiTheme="minorHAnsi" w:hAnsiTheme="minorHAnsi" w:cs="Bangla Sangam MN"/>
+                <w:color w:val="262626" w:themeColor="text1" w:themeTint="D9"/>
+                <w:sz w:val="22"/>
+                <w:szCs w:val="22"/>
               </w:rPr>
             </w:pPr>
             <w:r>
               <w:rPr>
                 <w:rStyle w:val="citation-398"/>
-                <w:rFonts w:ascii="Aptos" w:hAnsi="Aptos" w:cs="Bangla Sangam MN"/>
-                <w:color w:val="262626" w:themeColor="text1" w:themeTint="D9"/>
-                <w:sz w:val="20"/>
-                <w:szCs w:val="20"/>
+                <w:rFonts w:asciiTheme="minorHAnsi" w:hAnsiTheme="minorHAnsi" w:cs="Bangla Sangam MN"/>
+                <w:color w:val="262626" w:themeColor="text1" w:themeTint="D9"/>
+                <w:sz w:val="22"/>
+                <w:szCs w:val="22"/>
               </w:rPr>
               <w:t>Backend &amp; Tools:</w:t>
             </w:r>
             <w:r>
               <w:rPr>
                 <w:rStyle w:val="apple-converted-space"/>
-                <w:rFonts w:ascii="Aptos" w:hAnsi="Aptos" w:cs="Bangla Sangam MN"/>
-                <w:color w:val="262626" w:themeColor="text1" w:themeTint="D9"/>
-                <w:sz w:val="20"/>
-                <w:szCs w:val="20"/>
+                <w:rFonts w:asciiTheme="minorHAnsi" w:hAnsiTheme="minorHAnsi" w:cs="Bangla Sangam MN"/>
+                <w:color w:val="262626" w:themeColor="text1" w:themeTint="D9"/>
+                <w:sz w:val="22"/>
+                <w:szCs w:val="22"/>
               </w:rPr>
               <w:t> </w:t>
             </w:r>
             <w:r>
               <w:rPr>
                 <w:rStyle w:val="citation-398"/>
-                <w:rFonts w:ascii="Aptos" w:hAnsi="Aptos" w:cs="Bangla Sangam MN"/>
-                <w:color w:val="262626" w:themeColor="text1" w:themeTint="D9"/>
-                <w:sz w:val="20"/>
-                <w:szCs w:val="20"/>
+                <w:rFonts w:asciiTheme="minorHAnsi" w:hAnsiTheme="minorHAnsi" w:cs="Bangla Sangam MN"/>
+                <w:color w:val="262626" w:themeColor="text1" w:themeTint="D9"/>
+                <w:sz w:val="22"/>
+                <w:szCs w:val="22"/>
               </w:rPr>
               <w:t>Node.js, Express, Laravel, Firebase</w:t>
             </w:r>
             <w:r>
               <w:rPr>
                 <w:rStyle w:val="citation-398"/>
-                <w:rFonts w:ascii="Aptos" w:hAnsi="Aptos" w:cs="Bangla Sangam MN"/>
-                <w:color w:val="262626" w:themeColor="text1" w:themeTint="D9"/>
-                <w:sz w:val="20"/>
-                <w:szCs w:val="20"/>
+                <w:rFonts w:asciiTheme="minorHAnsi" w:hAnsiTheme="minorHAnsi" w:cs="Bangla Sangam MN"/>
+                <w:color w:val="262626" w:themeColor="text1" w:themeTint="D9"/>
+                <w:sz w:val="22"/>
+                <w:szCs w:val="22"/>
               </w:rPr>
               <w:t>, RESTful APIs, GraphQL</w:t>
             </w:r>
@@ -502,36 +512,36 @@
               </w:numPr>
               <w:spacing w:before="0" w:beforeAutospacing="0" w:after="0" w:afterAutospacing="0" w:line="276" w:lineRule="auto"/>
               <w:rPr>
-                <w:rFonts w:ascii="Aptos" w:hAnsi="Aptos" w:cs="Bangla Sangam MN"/>
-                <w:color w:val="262626" w:themeColor="text1" w:themeTint="D9"/>
-                <w:sz w:val="20"/>
-                <w:szCs w:val="20"/>
+                <w:rFonts w:asciiTheme="minorHAnsi" w:hAnsiTheme="minorHAnsi" w:cs="Bangla Sangam MN"/>
+                <w:color w:val="262626" w:themeColor="text1" w:themeTint="D9"/>
+                <w:sz w:val="22"/>
+                <w:szCs w:val="22"/>
               </w:rPr>
             </w:pPr>
             <w:r>
               <w:rPr>
                 <w:rStyle w:val="citation-398"/>
-                <w:rFonts w:ascii="Aptos" w:hAnsi="Aptos" w:cs="Bangla Sangam MN"/>
-                <w:color w:val="262626" w:themeColor="text1" w:themeTint="D9"/>
-                <w:sz w:val="20"/>
-                <w:szCs w:val="20"/>
+                <w:rFonts w:asciiTheme="minorHAnsi" w:hAnsiTheme="minorHAnsi" w:cs="Bangla Sangam MN"/>
+                <w:color w:val="262626" w:themeColor="text1" w:themeTint="D9"/>
+                <w:sz w:val="22"/>
+                <w:szCs w:val="22"/>
               </w:rPr>
               <w:t>Database &amp; ORM:</w:t>
             </w:r>
             <w:r>
               <w:rPr>
-                <w:rFonts w:ascii="Aptos" w:hAnsi="Aptos" w:cs="Bangla Sangam MN"/>
-                <w:color w:val="262626" w:themeColor="text1" w:themeTint="D9"/>
-                <w:sz w:val="20"/>
-                <w:szCs w:val="20"/>
+                <w:rFonts w:asciiTheme="minorHAnsi" w:hAnsiTheme="minorHAnsi" w:cs="Bangla Sangam MN"/>
+                <w:color w:val="262626" w:themeColor="text1" w:themeTint="D9"/>
+                <w:sz w:val="22"/>
+                <w:szCs w:val="22"/>
               </w:rPr>
               <w:t xml:space="preserve"> </w:t>
             </w:r>
             <w:r>
               <w:rPr>
-                <w:rFonts w:ascii="Aptos" w:hAnsi="Aptos"/>
-                <w:sz w:val="20"/>
-                <w:szCs w:val="20"/>
+                <w:rFonts w:asciiTheme="minorHAnsi" w:hAnsiTheme="minorHAnsi"/>
+                <w:sz w:val="22"/>
+                <w:szCs w:val="22"/>
               </w:rPr>
               <w:t>MongoDB, MySQL, PostgreSQL, Prisma, Redis</w:t>
             </w:r>
@@ -545,81 +555,128 @@
               </w:numPr>
               <w:spacing w:before="0" w:beforeAutospacing="0" w:after="0" w:afterAutospacing="0" w:line="276" w:lineRule="auto"/>
               <w:rPr>
-                <w:rFonts w:ascii="Aptos" w:hAnsi="Aptos" w:cs="Bangla Sangam MN"/>
-                <w:color w:val="262626" w:themeColor="text1" w:themeTint="D9"/>
-                <w:sz w:val="20"/>
-                <w:szCs w:val="20"/>
-              </w:rPr>
-            </w:pPr>
-            <w:r>
-              <w:rPr>
                 <w:rStyle w:val="citation-397"/>
-                <w:rFonts w:ascii="Aptos" w:hAnsi="Aptos" w:cs="Bangla Sangam MN"/>
-                <w:color w:val="262626" w:themeColor="text1" w:themeTint="D9"/>
-                <w:sz w:val="20"/>
-                <w:szCs w:val="20"/>
+                <w:rFonts w:asciiTheme="minorHAnsi" w:hAnsiTheme="minorHAnsi" w:cs="Bangla Sangam MN"/>
+                <w:color w:val="262626" w:themeColor="text1" w:themeTint="D9"/>
+                <w:sz w:val="22"/>
+                <w:szCs w:val="22"/>
+              </w:rPr>
+            </w:pPr>
+            <w:r>
+              <w:rPr>
+                <w:rStyle w:val="citation-397"/>
+                <w:rFonts w:asciiTheme="minorHAnsi" w:hAnsiTheme="minorHAnsi" w:cs="Bangla Sangam MN"/>
+                <w:color w:val="262626" w:themeColor="text1" w:themeTint="D9"/>
+                <w:sz w:val="22"/>
+                <w:szCs w:val="22"/>
               </w:rPr>
               <w:t>D</w:t>
             </w:r>
             <w:r>
               <w:rPr>
                 <w:rStyle w:val="citation-397"/>
-                <w:rFonts w:ascii="Aptos" w:hAnsi="Aptos"/>
-                <w:sz w:val="20"/>
-                <w:szCs w:val="20"/>
+                <w:rFonts w:asciiTheme="minorHAnsi" w:hAnsiTheme="minorHAnsi"/>
+                <w:sz w:val="22"/>
+                <w:szCs w:val="22"/>
               </w:rPr>
               <w:t>evOps &amp; Tools</w:t>
             </w:r>
             <w:r>
               <w:rPr>
                 <w:rStyle w:val="citation-397"/>
-                <w:rFonts w:ascii="Aptos" w:hAnsi="Aptos" w:cs="Bangla Sangam MN"/>
-                <w:color w:val="262626" w:themeColor="text1" w:themeTint="D9"/>
-                <w:sz w:val="20"/>
-                <w:szCs w:val="20"/>
+                <w:rFonts w:asciiTheme="minorHAnsi" w:hAnsiTheme="minorHAnsi" w:cs="Bangla Sangam MN"/>
+                <w:color w:val="262626" w:themeColor="text1" w:themeTint="D9"/>
+                <w:sz w:val="22"/>
+                <w:szCs w:val="22"/>
               </w:rPr>
               <w:t>:</w:t>
             </w:r>
             <w:r>
               <w:rPr>
                 <w:rStyle w:val="apple-converted-space"/>
-                <w:rFonts w:ascii="Aptos" w:hAnsi="Aptos" w:cs="Bangla Sangam MN"/>
-                <w:color w:val="262626" w:themeColor="text1" w:themeTint="D9"/>
-                <w:sz w:val="20"/>
-                <w:szCs w:val="20"/>
+                <w:rFonts w:asciiTheme="minorHAnsi" w:hAnsiTheme="minorHAnsi" w:cs="Bangla Sangam MN"/>
+                <w:color w:val="262626" w:themeColor="text1" w:themeTint="D9"/>
+                <w:sz w:val="22"/>
+                <w:szCs w:val="22"/>
               </w:rPr>
               <w:t> </w:t>
             </w:r>
             <w:r>
               <w:rPr>
                 <w:rStyle w:val="citation-397"/>
-                <w:rFonts w:ascii="Aptos" w:hAnsi="Aptos" w:cs="Bangla Sangam MN"/>
-                <w:color w:val="262626" w:themeColor="text1" w:themeTint="D9"/>
-                <w:sz w:val="20"/>
-                <w:szCs w:val="20"/>
-              </w:rPr>
-              <w:t>Git / GitHub, Docker, Vercel, CI/CD (GitHub Actions), Jest.</w:t>
-            </w:r>
+                <w:rFonts w:asciiTheme="minorHAnsi" w:hAnsiTheme="minorHAnsi" w:cs="Bangla Sangam MN"/>
+                <w:color w:val="262626" w:themeColor="text1" w:themeTint="D9"/>
+                <w:sz w:val="22"/>
+                <w:szCs w:val="22"/>
+              </w:rPr>
+              <w:t>Git / GitHub, Docker, Vercel, CI/CD (GitHub Actions), Jest</w:t>
+            </w:r>
+          </w:p>
+          <w:p>
+            <w:pPr>
+              <w:pStyle w:val="NormalWeb"/>
+              <w:numPr>
+                <w:ilvl w:val="0"/>
+                <w:numId w:val="9"/>
+              </w:numPr>
+              <w:spacing w:before="0" w:beforeAutospacing="0" w:after="0" w:afterAutospacing="0" w:line="276" w:lineRule="auto"/>
+              <w:rPr>
+                <w:rStyle w:val="citation-397"/>
+                <w:rFonts w:asciiTheme="minorHAnsi" w:hAnsiTheme="minorHAnsi" w:cs="Bangla Sangam MN"/>
+                <w:color w:val="262626" w:themeColor="text1" w:themeTint="D9"/>
+                <w:sz w:val="22"/>
+                <w:szCs w:val="22"/>
+              </w:rPr>
+            </w:pPr>
+            <w:r>
+              <w:rPr>
+                <w:rStyle w:val="citation-397"/>
+                <w:rFonts w:asciiTheme="minorHAnsi" w:hAnsiTheme="minorHAnsi" w:cs="Bangla Sangam MN"/>
+                <w:color w:val="262626" w:themeColor="text1" w:themeTint="D9"/>
+                <w:sz w:val="22"/>
+                <w:szCs w:val="22"/>
+              </w:rPr>
+              <w:t xml:space="preserve">CMS: WordPress, </w:t>
+            </w:r>
+            <w:r>
+              <w:rPr>
+                <w:rStyle w:val="citation-397"/>
+                <w:rFonts w:asciiTheme="minorHAnsi" w:hAnsiTheme="minorHAnsi" w:cs="Bangla Sangam MN"/>
+                <w:color w:val="262626" w:themeColor="text1" w:themeTint="D9"/>
+                <w:sz w:val="22"/>
+                <w:szCs w:val="22"/>
+              </w:rPr>
+              <w:t xml:space="preserve">Plugins: </w:t>
+            </w:r>
+            <w:r>
+              <w:rPr>
+                <w:rStyle w:val="citation-397"/>
+                <w:rFonts w:asciiTheme="minorHAnsi" w:hAnsiTheme="minorHAnsi" w:cs="Bangla Sangam MN"/>
+                <w:color w:val="262626" w:themeColor="text1" w:themeTint="D9"/>
+                <w:sz w:val="22"/>
+                <w:szCs w:val="22"/>
+              </w:rPr>
+              <w:t>Elementor, WooCommerce</w:t>
+            </w:r>
+          </w:p>
+          <w:p>
+            <w:pPr>
+              <w:pStyle w:val="NormalWeb"/>
+              <w:spacing w:before="0" w:beforeAutospacing="0" w:after="0" w:afterAutospacing="0" w:line="276" w:lineRule="auto"/>
+              <w:ind w:left="720"/>
+              <w:rPr>
+                <w:rFonts w:asciiTheme="minorHAnsi" w:hAnsiTheme="minorHAnsi" w:cs="Bangla Sangam MN"/>
+                <w:color w:val="262626" w:themeColor="text1" w:themeTint="D9"/>
+                <w:sz w:val="22"/>
+                <w:szCs w:val="22"/>
+              </w:rPr>
+            </w:pPr>
           </w:p>
           <w:p>
             <w:pPr>
               <w:pStyle w:val="Heading2"/>
-              <w:spacing w:before="360" w:line="276" w:lineRule="auto"/>
-              <w:jc w:val="both"/>
-              <w:rPr>
-                <w:rFonts w:ascii="Aptos" w:hAnsi="Aptos" w:cs="Times New Roman"/>
-                <w:color w:val="262626" w:themeColor="text1" w:themeTint="D9"/>
-                <w:sz w:val="22"/>
-                <w:szCs w:val="22"/>
-              </w:rPr>
-            </w:pPr>
-            <w:r>
-              <w:rPr>
-                <w:rFonts w:ascii="Aptos" w:hAnsi="Aptos" w:cs="Times New Roman"/>
-                <w:color w:val="262626" w:themeColor="text1" w:themeTint="D9"/>
-                <w:sz w:val="22"/>
-                <w:szCs w:val="22"/>
-              </w:rPr>
+            </w:pPr>
+            <w:r>
               <w:t>EDUCATION</w:t>
             </w:r>
           </w:p>
@@ -633,27 +690,27 @@
               <w:spacing w:line="276" w:lineRule="auto"/>
               <w:jc w:val="both"/>
               <w:rPr>
-                <w:rFonts w:ascii="Aptos" w:hAnsi="Aptos" w:cs="Times New Roman"/>
-                <w:color w:val="262626" w:themeColor="text1" w:themeTint="D9"/>
-                <w:sz w:val="20"/>
-                <w:szCs w:val="20"/>
-              </w:rPr>
-            </w:pPr>
-            <w:r>
-              <w:rPr>
-                <w:rFonts w:ascii="Aptos" w:hAnsi="Aptos" w:cs="Times New Roman"/>
-                <w:color w:val="262626" w:themeColor="text1" w:themeTint="D9"/>
-                <w:sz w:val="20"/>
-                <w:szCs w:val="20"/>
+                <w:rFonts w:asciiTheme="minorHAnsi" w:hAnsiTheme="minorHAnsi" w:cs="Times New Roman"/>
+                <w:color w:val="262626" w:themeColor="text1" w:themeTint="D9"/>
+                <w:sz w:val="22"/>
+                <w:szCs w:val="22"/>
+              </w:rPr>
+            </w:pPr>
+            <w:r>
+              <w:rPr>
+                <w:rFonts w:asciiTheme="minorHAnsi" w:hAnsiTheme="minorHAnsi" w:cs="Times New Roman"/>
+                <w:color w:val="262626" w:themeColor="text1" w:themeTint="D9"/>
+                <w:sz w:val="22"/>
+                <w:szCs w:val="22"/>
               </w:rPr>
               <w:t>Master of Applied Science (Masc.)</w:t>
             </w:r>
             <w:r>
               <w:rPr>
-                <w:rFonts w:ascii="Aptos" w:hAnsi="Aptos" w:cs="Times New Roman"/>
-                <w:color w:val="262626" w:themeColor="text1" w:themeTint="D9"/>
-                <w:sz w:val="20"/>
-                <w:szCs w:val="20"/>
+                <w:rFonts w:asciiTheme="minorHAnsi" w:hAnsiTheme="minorHAnsi" w:cs="Times New Roman"/>
+                <w:color w:val="262626" w:themeColor="text1" w:themeTint="D9"/>
+                <w:sz w:val="22"/>
+                <w:szCs w:val="22"/>
               </w:rPr>
               <w:t xml:space="preserve"> in Software Engineering </w:t>
             </w:r>
@@ -665,20 +722,74 @@
               <w:ind w:left="720"/>
               <w:jc w:val="both"/>
               <w:rPr>
-                <w:rFonts w:ascii="Aptos" w:hAnsi="Aptos" w:cs="Times New Roman"/>
-                <w:color w:val="262626" w:themeColor="text1" w:themeTint="D9"/>
-                <w:sz w:val="20"/>
-                <w:szCs w:val="20"/>
-              </w:rPr>
-            </w:pPr>
-            <w:r>
-              <w:rPr>
-                <w:rFonts w:ascii="Aptos" w:hAnsi="Aptos" w:cs="Times New Roman"/>
-                <w:color w:val="262626" w:themeColor="text1" w:themeTint="D9"/>
-                <w:sz w:val="20"/>
-                <w:szCs w:val="20"/>
-              </w:rPr>
-              <w:t>Memorial University of Newfoundland, St. John's, NL (Sep 2025 - Present)</w:t>
+                <w:rFonts w:asciiTheme="minorHAnsi" w:hAnsiTheme="minorHAnsi" w:cs="Times New Roman"/>
+                <w:color w:val="262626" w:themeColor="text1" w:themeTint="D9"/>
+                <w:sz w:val="22"/>
+                <w:szCs w:val="22"/>
+              </w:rPr>
+            </w:pPr>
+            <w:r>
+              <w:rPr>
+                <w:rFonts w:asciiTheme="minorHAnsi" w:hAnsiTheme="minorHAnsi" w:cs="Times New Roman"/>
+                <w:color w:val="262626" w:themeColor="text1" w:themeTint="D9"/>
+                <w:sz w:val="22"/>
+                <w:szCs w:val="22"/>
+              </w:rPr>
+              <w:t xml:space="preserve">Memorial University of Newfoundland, St. John's, NL </w:t>
+            </w:r>
+            <w:r>
+              <w:rPr>
+                <w:rFonts w:asciiTheme="minorHAnsi" w:hAnsiTheme="minorHAnsi" w:cs="Times New Roman"/>
+                <w:color w:val="262626" w:themeColor="text1" w:themeTint="D9"/>
+                <w:sz w:val="22"/>
+                <w:szCs w:val="22"/>
+              </w:rPr>
+              <w:tab/>
+            </w:r>
+            <w:r>
+              <w:rPr>
+                <w:rFonts w:asciiTheme="minorHAnsi" w:hAnsiTheme="minorHAnsi" w:cs="Times New Roman"/>
+                <w:color w:val="262626" w:themeColor="text1" w:themeTint="D9"/>
+                <w:sz w:val="22"/>
+                <w:szCs w:val="22"/>
+              </w:rPr>
+              <w:tab/>
+            </w:r>
+            <w:r>
+              <w:rPr>
+                <w:rFonts w:asciiTheme="minorHAnsi" w:hAnsiTheme="minorHAnsi" w:cs="Times New Roman"/>
+                <w:color w:val="262626" w:themeColor="text1" w:themeTint="D9"/>
+                <w:sz w:val="22"/>
+                <w:szCs w:val="22"/>
+              </w:rPr>
+              <w:tab/>
+            </w:r>
+            <w:r>
+              <w:rPr>
+                <w:rFonts w:asciiTheme="minorHAnsi" w:hAnsiTheme="minorHAnsi" w:cs="Times New Roman"/>
+                <w:color w:val="262626" w:themeColor="text1" w:themeTint="D9"/>
+                <w:sz w:val="22"/>
+                <w:szCs w:val="22"/>
+              </w:rPr>
+              <w:tab/>
+            </w:r>
+            <w:r>
+              <w:rPr>
+                <w:rFonts w:asciiTheme="minorHAnsi" w:hAnsiTheme="minorHAnsi" w:cs="Times New Roman"/>
+                <w:color w:val="262626" w:themeColor="text1" w:themeTint="D9"/>
+                <w:sz w:val="22"/>
+                <w:szCs w:val="22"/>
+              </w:rPr>
+              <w:tab/>
+            </w:r>
+            <w:r>
+              <w:rPr>
+                <w:rFonts w:asciiTheme="minorHAnsi" w:hAnsiTheme="minorHAnsi" w:cs="Times New Roman"/>
+                <w:color w:val="262626" w:themeColor="text1" w:themeTint="D9"/>
+                <w:sz w:val="22"/>
+                <w:szCs w:val="22"/>
+              </w:rPr>
+              <w:t>Sep 2025 - Present</w:t>
             </w:r>
           </w:p>
           <w:p>
@@ -691,33 +802,33 @@
               <w:spacing w:before="0" w:after="0" w:line="276" w:lineRule="auto"/>
               <w:jc w:val="both"/>
               <w:rPr>
-                <w:rFonts w:ascii="Aptos" w:hAnsi="Aptos" w:cs="Times New Roman"/>
+                <w:rFonts w:asciiTheme="minorHAnsi" w:hAnsiTheme="minorHAnsi" w:cs="Times New Roman"/>
                 <w:b w:val="0"/>
                 <w:bCs w:val="0"/>
                 <w:color w:val="262626" w:themeColor="text1" w:themeTint="D9"/>
-                <w:sz w:val="20"/>
-                <w:szCs w:val="20"/>
-              </w:rPr>
-            </w:pPr>
-            <w:r>
-              <w:rPr>
-                <w:rFonts w:ascii="Aptos" w:hAnsi="Aptos" w:cs="Times New Roman"/>
+                <w:sz w:val="22"/>
+                <w:szCs w:val="22"/>
+              </w:rPr>
+            </w:pPr>
+            <w:r>
+              <w:rPr>
+                <w:rFonts w:asciiTheme="minorHAnsi" w:hAnsiTheme="minorHAnsi" w:cs="Times New Roman"/>
                 <w:b w:val="0"/>
                 <w:bCs w:val="0"/>
                 <w:color w:val="262626" w:themeColor="text1" w:themeTint="D9"/>
-                <w:sz w:val="20"/>
-                <w:szCs w:val="20"/>
+                <w:sz w:val="22"/>
+                <w:szCs w:val="22"/>
               </w:rPr>
               <w:t>Bachelor of Science (BSc) in Computer Science</w:t>
             </w:r>
             <w:r>
               <w:rPr>
-                <w:rFonts w:ascii="Aptos" w:hAnsi="Aptos" w:cs="Times New Roman"/>
+                <w:rFonts w:asciiTheme="minorHAnsi" w:hAnsiTheme="minorHAnsi" w:cs="Times New Roman"/>
                 <w:b w:val="0"/>
                 <w:bCs w:val="0"/>
                 <w:color w:val="262626" w:themeColor="text1" w:themeTint="D9"/>
-                <w:sz w:val="20"/>
-                <w:szCs w:val="20"/>
+                <w:sz w:val="22"/>
+                <w:szCs w:val="22"/>
               </w:rPr>
               <w:t xml:space="preserve"> </w:t>
             </w:r>
@@ -729,59 +840,94 @@
               <w:ind w:left="720"/>
               <w:jc w:val="both"/>
               <w:rPr>
-                <w:rFonts w:ascii="Aptos" w:hAnsi="Aptos"/>
+                <w:rFonts w:asciiTheme="minorHAnsi" w:hAnsiTheme="minorHAnsi"/>
+                <w:sz w:val="24"/>
+                <w:szCs w:val="24"/>
+              </w:rPr>
+            </w:pPr>
+            <w:r>
+              <w:rPr>
+                <w:rFonts w:asciiTheme="minorHAnsi" w:hAnsiTheme="minorHAnsi" w:cs="Times New Roman"/>
                 <w:b w:val="0"/>
                 <w:bCs w:val="0"/>
                 <w:color w:val="262626" w:themeColor="text1" w:themeTint="D9"/>
-                <w:sz w:val="20"/>
-                <w:szCs w:val="20"/>
-              </w:rPr>
-            </w:pPr>
-            <w:r>
-              <w:rPr>
-                <w:rFonts w:ascii="Aptos" w:hAnsi="Aptos" w:cs="Times New Roman"/>
-                <w:b w:val="0"/>
-                <w:bCs w:val="0"/>
-                <w:color w:val="262626" w:themeColor="text1" w:themeTint="D9"/>
-                <w:sz w:val="20"/>
-                <w:szCs w:val="20"/>
+                <w:sz w:val="22"/>
+                <w:szCs w:val="22"/>
               </w:rPr>
               <w:t xml:space="preserve">BRAC University, Dhaka, Bangladesh | </w:t>
             </w:r>
-            <w:hyperlink r:id="rId11" w:history="1">
+            <w:hyperlink r:id="rId13" w:history="1">
               <w:r>
                 <w:rPr>
                   <w:rStyle w:val="Hyperlink"/>
-                  <w:rFonts w:ascii="Aptos" w:hAnsi="Aptos" w:cs="Times New Roman"/>
+                  <w:rFonts w:asciiTheme="minorHAnsi" w:hAnsiTheme="minorHAnsi" w:cs="Times New Roman"/>
                   <w:b w:val="0"/>
                   <w:bCs w:val="0"/>
                   <w:color w:val="262626" w:themeColor="text1" w:themeTint="D9"/>
-                  <w:sz w:val="20"/>
-                  <w:szCs w:val="20"/>
+                  <w:sz w:val="22"/>
+                  <w:szCs w:val="22"/>
                 </w:rPr>
                 <w:t>Verified by Word Education Service</w:t>
               </w:r>
             </w:hyperlink>
+            <w:r>
+              <w:rPr>
+                <w:rFonts w:asciiTheme="minorHAnsi" w:hAnsiTheme="minorHAnsi"/>
+                <w:sz w:val="24"/>
+                <w:szCs w:val="24"/>
+              </w:rPr>
+              <w:tab/>
+            </w:r>
+            <w:r>
+              <w:rPr>
+                <w:rFonts w:asciiTheme="minorHAnsi" w:hAnsiTheme="minorHAnsi"/>
+                <w:sz w:val="24"/>
+                <w:szCs w:val="24"/>
+              </w:rPr>
+              <w:tab/>
+            </w:r>
+            <w:r>
+              <w:rPr>
+                <w:rFonts w:asciiTheme="minorHAnsi" w:hAnsiTheme="minorHAnsi"/>
+                <w:sz w:val="24"/>
+                <w:szCs w:val="24"/>
+              </w:rPr>
+              <w:tab/>
+              <w:t xml:space="preserve">  </w:t>
+            </w:r>
+            <w:r>
+              <w:rPr>
+                <w:rFonts w:asciiTheme="minorHAnsi" w:hAnsiTheme="minorHAnsi" w:cs="Times New Roman"/>
+                <w:b w:val="0"/>
+                <w:bCs w:val="0"/>
+                <w:color w:val="262626" w:themeColor="text1" w:themeTint="D9"/>
+                <w:sz w:val="22"/>
+                <w:szCs w:val="22"/>
+              </w:rPr>
+              <w:t>May 2020</w:t>
+            </w:r>
+          </w:p>
+          <w:p>
+            <w:pPr>
+              <w:pStyle w:val="Heading3"/>
+              <w:spacing w:before="0" w:after="0" w:line="276" w:lineRule="auto"/>
+              <w:ind w:left="720"/>
+              <w:jc w:val="both"/>
+              <w:rPr>
+                <w:rFonts w:asciiTheme="minorHAnsi" w:hAnsiTheme="minorHAnsi"/>
+                <w:b w:val="0"/>
+                <w:bCs w:val="0"/>
+                <w:color w:val="262626" w:themeColor="text1" w:themeTint="D9"/>
+                <w:sz w:val="22"/>
+                <w:szCs w:val="22"/>
+              </w:rPr>
+            </w:pPr>
           </w:p>
           <w:p>
             <w:pPr>
               <w:pStyle w:val="Heading2"/>
-              <w:spacing w:before="360" w:line="276" w:lineRule="auto"/>
-              <w:jc w:val="both"/>
-              <w:rPr>
-                <w:rFonts w:ascii="Aptos" w:hAnsi="Aptos" w:cs="Times New Roman"/>
-                <w:color w:val="262626" w:themeColor="text1" w:themeTint="D9"/>
-                <w:sz w:val="22"/>
-                <w:szCs w:val="22"/>
-              </w:rPr>
-            </w:pPr>
-            <w:r>
-              <w:rPr>
-                <w:rFonts w:ascii="Aptos" w:hAnsi="Aptos" w:cs="Times New Roman"/>
-                <w:color w:val="262626" w:themeColor="text1" w:themeTint="D9"/>
-                <w:sz w:val="22"/>
-                <w:szCs w:val="22"/>
-              </w:rPr>
+            </w:pPr>
+            <w:r>
               <w:t>SELECTED PROJECTS</w:t>
             </w:r>
           </w:p>
@@ -792,56 +938,50 @@
                 <w:ilvl w:val="0"/>
                 <w:numId w:val="10"/>
               </w:numPr>
-              <w:rPr>
-                <w:rFonts w:ascii="Aptos" w:hAnsi="Aptos"/>
-                <w:sz w:val="20"/>
-                <w:szCs w:val="20"/>
-              </w:rPr>
-            </w:pPr>
-            <w:hyperlink r:id="rId12" w:history="1">
+              <w:jc w:val="both"/>
+              <w:rPr>
+                <w:rFonts w:asciiTheme="minorHAnsi" w:hAnsiTheme="minorHAnsi"/>
+                <w:sz w:val="22"/>
+                <w:szCs w:val="22"/>
+              </w:rPr>
+            </w:pPr>
+            <w:hyperlink r:id="rId14" w:history="1">
               <w:r>
                 <w:rPr>
                   <w:rStyle w:val="Hyperlink"/>
-                  <w:rFonts w:ascii="Aptos" w:hAnsi="Aptos"/>
-                  <w:sz w:val="20"/>
-                  <w:szCs w:val="20"/>
+                  <w:rFonts w:asciiTheme="minorHAnsi" w:hAnsiTheme="minorHAnsi"/>
+                  <w:sz w:val="22"/>
+                  <w:szCs w:val="22"/>
                 </w:rPr>
-                <w:t>AI-Powered Blogging Platform</w:t>
+                <w:t>CFG-Based JSON Fuzzer</w:t>
               </w:r>
             </w:hyperlink>
             <w:r>
               <w:rPr>
-                <w:rFonts w:ascii="Aptos" w:hAnsi="Aptos"/>
-                <w:sz w:val="20"/>
-                <w:szCs w:val="20"/>
-              </w:rPr>
-              <w:t xml:space="preserve"> | </w:t>
-            </w:r>
-            <w:r>
-              <w:rPr>
-                <w:rFonts w:ascii="Aptos" w:hAnsi="Aptos"/>
-                <w:i/>
-                <w:iCs/>
-                <w:sz w:val="20"/>
-                <w:szCs w:val="20"/>
-              </w:rPr>
-              <w:t>MERN Stack, Gemini API</w:t>
-            </w:r>
-            <w:r>
-              <w:rPr>
-                <w:rFonts w:ascii="Aptos" w:hAnsi="Aptos"/>
-                <w:sz w:val="20"/>
-                <w:szCs w:val="20"/>
-              </w:rPr>
-              <w:t>: Developed a full-stack application utilizing the Gemini API to automate and enhance content creation, Managed secure user authentication and data persistence using JWT and MongoDB</w:t>
-            </w:r>
-            <w:r>
-              <w:rPr>
-                <w:rFonts w:ascii="Aptos" w:hAnsi="Aptos"/>
-                <w:sz w:val="20"/>
-                <w:szCs w:val="20"/>
-              </w:rPr>
-              <w:t>.</w:t>
+                <w:rFonts w:asciiTheme="minorHAnsi" w:hAnsiTheme="minorHAnsi"/>
+                <w:sz w:val="22"/>
+                <w:szCs w:val="22"/>
+              </w:rPr>
+              <w:t xml:space="preserve"> | Python, Context Free Grammer, JSON: </w:t>
+            </w:r>
+            <w:r>
+              <w:rPr>
+                <w:rFonts w:asciiTheme="minorHAnsi" w:hAnsiTheme="minorHAnsi"/>
+                <w:sz w:val="22"/>
+                <w:szCs w:val="22"/>
+              </w:rPr>
+              <w:t>A highly controlled, hybrid fuzzing pipeline engineered to systematically stress-test JSON parsers</w:t>
+            </w:r>
+            <w:r>
+              <w:rPr>
+                <w:rFonts w:asciiTheme="minorHAnsi" w:hAnsiTheme="minorHAnsi"/>
+                <w:sz w:val="22"/>
+                <w:szCs w:val="22"/>
+              </w:rPr>
+              <w:t xml:space="preserve"> </w:t>
+            </w:r>
+            <w:r>
+              <w:t>| April 2026</w:t>
             </w:r>
           </w:p>
           <w:p>
@@ -851,48 +991,68 @@
                 <w:ilvl w:val="0"/>
                 <w:numId w:val="10"/>
               </w:numPr>
-              <w:rPr>
-                <w:rFonts w:ascii="Aptos" w:hAnsi="Aptos"/>
-                <w:sz w:val="20"/>
-                <w:szCs w:val="20"/>
-              </w:rPr>
-            </w:pPr>
-            <w:hyperlink r:id="rId13" w:history="1">
+              <w:jc w:val="both"/>
+              <w:rPr>
+                <w:rFonts w:asciiTheme="minorHAnsi" w:hAnsiTheme="minorHAnsi"/>
+                <w:sz w:val="22"/>
+                <w:szCs w:val="22"/>
+              </w:rPr>
+            </w:pPr>
+            <w:hyperlink r:id="rId15" w:history="1">
               <w:r>
                 <w:rPr>
                   <w:rStyle w:val="Hyperlink"/>
-                  <w:rFonts w:ascii="Aptos" w:hAnsi="Aptos"/>
-                  <w:sz w:val="20"/>
-                  <w:szCs w:val="20"/>
+                  <w:rFonts w:asciiTheme="minorHAnsi" w:hAnsiTheme="minorHAnsi"/>
+                  <w:sz w:val="22"/>
+                  <w:szCs w:val="22"/>
                 </w:rPr>
-                <w:t>Secure E2E Encrypted Chat</w:t>
+                <w:t>AI-Powered Blogging Platform</w:t>
               </w:r>
             </w:hyperlink>
             <w:r>
               <w:rPr>
-                <w:rFonts w:ascii="Aptos" w:hAnsi="Aptos"/>
-                <w:sz w:val="20"/>
-                <w:szCs w:val="20"/>
-              </w:rPr>
-              <w:t xml:space="preserve"> | </w:t>
-            </w:r>
-            <w:r>
-              <w:rPr>
-                <w:rFonts w:ascii="Aptos" w:hAnsi="Aptos"/>
+                <w:rFonts w:asciiTheme="minorHAnsi" w:hAnsiTheme="minorHAnsi"/>
+                <w:sz w:val="22"/>
+                <w:szCs w:val="22"/>
+              </w:rPr>
+              <w:t xml:space="preserve"> | </w:t>
+            </w:r>
+            <w:r>
+              <w:rPr>
+                <w:rFonts w:asciiTheme="minorHAnsi" w:hAnsiTheme="minorHAnsi"/>
                 <w:i/>
                 <w:iCs/>
-                <w:sz w:val="20"/>
-                <w:szCs w:val="20"/>
-              </w:rPr>
-              <w:t>Python, Flask, Socket.io</w:t>
-            </w:r>
-            <w:r>
-              <w:rPr>
-                <w:rFonts w:ascii="Aptos" w:hAnsi="Aptos"/>
-                <w:sz w:val="20"/>
-                <w:szCs w:val="20"/>
-              </w:rPr>
-              <w:t>: Engineered a real-time communication tool secured with RSA-OAEP encryption, designed for seamless development and debugging as part of the Computer Software Foundations course.</w:t>
+                <w:sz w:val="22"/>
+                <w:szCs w:val="22"/>
+              </w:rPr>
+              <w:t>MERN Stack, Gemini API</w:t>
+            </w:r>
+            <w:r>
+              <w:rPr>
+                <w:rFonts w:asciiTheme="minorHAnsi" w:hAnsiTheme="minorHAnsi"/>
+                <w:sz w:val="22"/>
+                <w:szCs w:val="22"/>
+              </w:rPr>
+              <w:t>: Developed a full-stack application utilizing the Gemini API to automate and enhance content creation, Managed secure user authentication and data persistence using JWT and MongoDB</w:t>
+            </w:r>
+            <w:r>
+              <w:rPr>
+                <w:rFonts w:asciiTheme="minorHAnsi" w:hAnsiTheme="minorHAnsi"/>
+                <w:sz w:val="22"/>
+                <w:szCs w:val="22"/>
+              </w:rPr>
+              <w:t>.</w:t>
+            </w:r>
+            <w:r>
+              <w:rPr>
+                <w:rFonts w:asciiTheme="minorHAnsi" w:hAnsiTheme="minorHAnsi"/>
+                <w:sz w:val="22"/>
+                <w:szCs w:val="22"/>
+              </w:rPr>
+              <w:t>|</w:t>
+            </w:r>
+            <w:r>
+              <w:t xml:space="preserve"> March 2025</w:t>
             </w:r>
           </w:p>
           <w:p>
@@ -902,56 +1062,60 @@
                 <w:ilvl w:val="0"/>
                 <w:numId w:val="10"/>
               </w:numPr>
-              <w:rPr>
-                <w:rFonts w:ascii="Aptos" w:hAnsi="Aptos"/>
-                <w:sz w:val="20"/>
-                <w:szCs w:val="20"/>
-              </w:rPr>
-            </w:pPr>
-            <w:hyperlink r:id="rId14" w:history="1">
+              <w:jc w:val="both"/>
+              <w:rPr>
+                <w:rFonts w:asciiTheme="minorHAnsi" w:hAnsiTheme="minorHAnsi"/>
+                <w:sz w:val="22"/>
+                <w:szCs w:val="22"/>
+              </w:rPr>
+            </w:pPr>
+            <w:hyperlink r:id="rId16" w:history="1">
               <w:r>
                 <w:rPr>
                   <w:rStyle w:val="Hyperlink"/>
-                  <w:rFonts w:ascii="Aptos" w:hAnsi="Aptos"/>
-                  <w:sz w:val="20"/>
-                  <w:szCs w:val="20"/>
+                  <w:rFonts w:asciiTheme="minorHAnsi" w:hAnsiTheme="minorHAnsi"/>
+                  <w:sz w:val="22"/>
+                  <w:szCs w:val="22"/>
                 </w:rPr>
-                <w:t>Laptop Review Microsite &amp; Moderation Engine</w:t>
+                <w:t>Secure E2E Encrypted Chat</w:t>
               </w:r>
             </w:hyperlink>
             <w:r>
               <w:rPr>
-                <w:rFonts w:ascii="Aptos" w:hAnsi="Aptos"/>
-                <w:sz w:val="20"/>
-                <w:szCs w:val="20"/>
-              </w:rPr>
-              <w:t xml:space="preserve"> | </w:t>
-            </w:r>
-            <w:r>
-              <w:rPr>
-                <w:rFonts w:ascii="Aptos" w:hAnsi="Aptos"/>
+                <w:rFonts w:asciiTheme="minorHAnsi" w:hAnsiTheme="minorHAnsi"/>
+                <w:sz w:val="22"/>
+                <w:szCs w:val="22"/>
+              </w:rPr>
+              <w:t xml:space="preserve"> | </w:t>
+            </w:r>
+            <w:r>
+              <w:rPr>
+                <w:rFonts w:asciiTheme="minorHAnsi" w:hAnsiTheme="minorHAnsi"/>
                 <w:i/>
                 <w:iCs/>
-                <w:sz w:val="20"/>
-                <w:szCs w:val="20"/>
-              </w:rPr>
-              <w:t>Laravel, MySQL</w:t>
-            </w:r>
-            <w:r>
-              <w:rPr>
-                <w:rFonts w:ascii="Aptos" w:hAnsi="Aptos"/>
-                <w:sz w:val="20"/>
-                <w:szCs w:val="20"/>
-              </w:rPr>
-              <w:t>: Built a high-traffic microsite with 600K+ social reach, featuring a custom keyword-filtering engine to moderate 170+ UGC submissions and verify winner authenticity.</w:t>
-            </w:r>
-            <w:r>
-              <w:rPr>
-                <w:rFonts w:ascii="Aptos" w:hAnsi="Aptos"/>
-                <w:sz w:val="20"/>
-                <w:szCs w:val="20"/>
-              </w:rPr>
-              <w:t xml:space="preserve"> </w:t>
+                <w:sz w:val="22"/>
+                <w:szCs w:val="22"/>
+              </w:rPr>
+              <w:t>Python, Flask, Socket.io</w:t>
+            </w:r>
+            <w:r>
+              <w:rPr>
+                <w:rFonts w:asciiTheme="minorHAnsi" w:hAnsiTheme="minorHAnsi"/>
+                <w:sz w:val="22"/>
+                <w:szCs w:val="22"/>
+              </w:rPr>
+              <w:t>: Engineered a real-time communication tool secured with RSA-OAEP encryption, designed for seamless development and debugging as part of the Computer Software Foundations course.</w:t>
+            </w:r>
+            <w:r>
+              <w:rPr>
+                <w:rFonts w:asciiTheme="minorHAnsi" w:hAnsiTheme="minorHAnsi"/>
+                <w:sz w:val="22"/>
+                <w:szCs w:val="22"/>
+              </w:rPr>
+              <w:t xml:space="preserve"> |</w:t>
+            </w:r>
+            <w:r>
+              <w:t xml:space="preserve"> December 2025</w:t>
             </w:r>
           </w:p>
           <w:p>
@@ -961,37 +1125,57 @@
                 <w:ilvl w:val="0"/>
                 <w:numId w:val="10"/>
               </w:numPr>
-              <w:rPr>
-                <w:rFonts w:ascii="Aptos" w:hAnsi="Aptos"/>
-                <w:sz w:val="20"/>
-                <w:szCs w:val="20"/>
-              </w:rPr>
-            </w:pPr>
-            <w:r>
-              <w:rPr>
-                <w:rFonts w:ascii="Aptos" w:hAnsi="Aptos"/>
-                <w:sz w:val="20"/>
-                <w:szCs w:val="20"/>
-              </w:rPr>
-              <w:t xml:space="preserve">Online Quiz Contest App | </w:t>
-            </w:r>
-            <w:r>
-              <w:rPr>
-                <w:rFonts w:ascii="Aptos" w:hAnsi="Aptos"/>
+              <w:jc w:val="both"/>
+              <w:rPr>
+                <w:rFonts w:asciiTheme="minorHAnsi" w:hAnsiTheme="minorHAnsi"/>
+                <w:sz w:val="22"/>
+                <w:szCs w:val="22"/>
+              </w:rPr>
+            </w:pPr>
+            <w:hyperlink r:id="rId17" w:history="1">
+              <w:r>
+                <w:rPr>
+                  <w:rStyle w:val="Hyperlink"/>
+                  <w:rFonts w:asciiTheme="minorHAnsi" w:hAnsiTheme="minorHAnsi"/>
+                  <w:sz w:val="22"/>
+                  <w:szCs w:val="22"/>
+                </w:rPr>
+                <w:t>Laptop Review Microsite &amp; Moderation Engine</w:t>
+              </w:r>
+            </w:hyperlink>
+            <w:r>
+              <w:rPr>
+                <w:rFonts w:asciiTheme="minorHAnsi" w:hAnsiTheme="minorHAnsi"/>
+                <w:sz w:val="22"/>
+                <w:szCs w:val="22"/>
+              </w:rPr>
+              <w:t xml:space="preserve"> | </w:t>
+            </w:r>
+            <w:r>
+              <w:rPr>
+                <w:rFonts w:asciiTheme="minorHAnsi" w:hAnsiTheme="minorHAnsi"/>
                 <w:i/>
                 <w:iCs/>
-                <w:sz w:val="20"/>
-                <w:szCs w:val="20"/>
-              </w:rPr>
-              <w:t>PHP, MySQL</w:t>
-            </w:r>
-            <w:r>
-              <w:rPr>
-                <w:rFonts w:ascii="Aptos" w:hAnsi="Aptos"/>
-                <w:sz w:val="20"/>
-                <w:szCs w:val="20"/>
-              </w:rPr>
-              <w:t>: Developed a high-engagement web application for ASUS that collected 3,000+ user data points in two weeks and automated ticket distribution for prize winners.</w:t>
+                <w:sz w:val="22"/>
+                <w:szCs w:val="22"/>
+              </w:rPr>
+              <w:t>Laravel, MySQL</w:t>
+            </w:r>
+            <w:r>
+              <w:rPr>
+                <w:rFonts w:asciiTheme="minorHAnsi" w:hAnsiTheme="minorHAnsi"/>
+                <w:sz w:val="22"/>
+                <w:szCs w:val="22"/>
+              </w:rPr>
+              <w:t>: Built a high-traffic microsite with 600K+ social reach, featuring a custom keyword-filtering engine to moderate 170+ UGC submissions and verify winner authenticity.</w:t>
+            </w:r>
+            <w:r>
+              <w:rPr>
+                <w:rFonts w:asciiTheme="minorHAnsi" w:hAnsiTheme="minorHAnsi"/>
+                <w:sz w:val="22"/>
+                <w:szCs w:val="22"/>
+              </w:rPr>
+              <w:t xml:space="preserve"> </w:t>
             </w:r>
           </w:p>
           <w:p>
@@ -1001,64 +1185,38 @@
                 <w:ilvl w:val="0"/>
                 <w:numId w:val="10"/>
               </w:numPr>
-              <w:rPr>
-                <w:rFonts w:ascii="Aptos" w:hAnsi="Aptos"/>
-                <w:sz w:val="20"/>
-                <w:szCs w:val="20"/>
-              </w:rPr>
-            </w:pPr>
-            <w:hyperlink r:id="rId15" w:history="1">
-              <w:r>
-                <w:rPr>
-                  <w:rStyle w:val="Hyperlink"/>
-                  <w:rFonts w:ascii="Aptos" w:hAnsi="Aptos"/>
-                  <w:sz w:val="20"/>
-                  <w:szCs w:val="20"/>
-                </w:rPr>
-                <w:t>Personal Portfolio</w:t>
-              </w:r>
-            </w:hyperlink>
-            <w:r>
-              <w:rPr>
-                <w:rFonts w:ascii="Aptos" w:hAnsi="Aptos"/>
-                <w:sz w:val="20"/>
-                <w:szCs w:val="20"/>
-              </w:rPr>
-              <w:t xml:space="preserve"> </w:t>
-            </w:r>
-            <w:r>
-              <w:rPr>
-                <w:rFonts w:ascii="Aptos" w:hAnsi="Aptos"/>
-                <w:sz w:val="20"/>
-                <w:szCs w:val="20"/>
-              </w:rPr>
-              <w:t>| D</w:t>
-            </w:r>
-            <w:r>
-              <w:rPr>
-                <w:rFonts w:ascii="Aptos" w:hAnsi="Aptos"/>
-                <w:sz w:val="20"/>
-                <w:szCs w:val="20"/>
-              </w:rPr>
-              <w:t xml:space="preserve">eveloped with </w:t>
-            </w:r>
-            <w:r>
-              <w:rPr>
-                <w:rFonts w:ascii="Aptos" w:hAnsi="Aptos"/>
+              <w:jc w:val="both"/>
+              <w:rPr>
+                <w:rFonts w:asciiTheme="minorHAnsi" w:hAnsiTheme="minorHAnsi"/>
+                <w:sz w:val="22"/>
+                <w:szCs w:val="22"/>
+              </w:rPr>
+            </w:pPr>
+            <w:r>
+              <w:rPr>
+                <w:rFonts w:asciiTheme="minorHAnsi" w:hAnsiTheme="minorHAnsi"/>
+                <w:sz w:val="22"/>
+                <w:szCs w:val="22"/>
+              </w:rPr>
+              <w:t xml:space="preserve">Online Quiz Contest App | </w:t>
+            </w:r>
+            <w:r>
+              <w:rPr>
+                <w:rFonts w:asciiTheme="minorHAnsi" w:hAnsiTheme="minorHAnsi"/>
                 <w:i/>
                 <w:iCs/>
-                <w:sz w:val="20"/>
-                <w:szCs w:val="20"/>
-              </w:rPr>
-              <w:t>React JS, Tailwind CSS</w:t>
-            </w:r>
-            <w:r>
-              <w:rPr>
-                <w:rFonts w:ascii="Aptos" w:hAnsi="Aptos"/>
-                <w:sz w:val="20"/>
-                <w:szCs w:val="20"/>
-              </w:rPr>
-              <w:t>.</w:t>
+                <w:sz w:val="22"/>
+                <w:szCs w:val="22"/>
+              </w:rPr>
+              <w:t>PHP, MySQL</w:t>
+            </w:r>
+            <w:r>
+              <w:rPr>
+                <w:rFonts w:asciiTheme="minorHAnsi" w:hAnsiTheme="minorHAnsi"/>
+                <w:sz w:val="22"/>
+                <w:szCs w:val="22"/>
+              </w:rPr>
+              <w:t>: Developed a high-engagement web application for ASUS that collected 3,000+ user data points in two weeks and automated ticket distribution for prize winners.</w:t>
             </w:r>
           </w:p>
           <w:p>
@@ -1068,63 +1226,66 @@
                 <w:ilvl w:val="0"/>
                 <w:numId w:val="10"/>
               </w:numPr>
-              <w:rPr>
-                <w:rFonts w:ascii="Aptos" w:hAnsi="Aptos"/>
-                <w:sz w:val="20"/>
-                <w:szCs w:val="20"/>
-              </w:rPr>
-            </w:pPr>
-            <w:r>
-              <w:rPr>
-                <w:rFonts w:ascii="Aptos" w:hAnsi="Aptos"/>
-                <w:sz w:val="20"/>
-                <w:szCs w:val="20"/>
-              </w:rPr>
-              <w:t>Full Website</w:t>
-            </w:r>
-            <w:r>
-              <w:rPr>
-                <w:rFonts w:ascii="Aptos" w:hAnsi="Aptos"/>
-                <w:sz w:val="20"/>
-                <w:szCs w:val="20"/>
-              </w:rPr>
-              <w:t xml:space="preserve"> </w:t>
-            </w:r>
-            <w:r>
-              <w:rPr>
-                <w:rFonts w:ascii="Aptos" w:hAnsi="Aptos"/>
-                <w:sz w:val="20"/>
-                <w:szCs w:val="20"/>
-              </w:rPr>
-              <w:t>of a Private Archives in Bangladesh named</w:t>
-            </w:r>
-            <w:r>
-              <w:rPr>
-                <w:rFonts w:ascii="Aptos" w:hAnsi="Aptos"/>
-                <w:sz w:val="20"/>
-                <w:szCs w:val="20"/>
-              </w:rPr>
-              <w:t xml:space="preserve"> ‘Heritage Archives’ at</w:t>
-            </w:r>
-            <w:r>
-              <w:rPr>
-                <w:rFonts w:ascii="Aptos" w:hAnsi="Aptos"/>
-                <w:sz w:val="20"/>
-                <w:szCs w:val="20"/>
-              </w:rPr>
-              <w:t xml:space="preserve"> </w:t>
-            </w:r>
-            <w:hyperlink r:id="rId16" w:history="1">
+              <w:jc w:val="both"/>
+              <w:rPr>
+                <w:rFonts w:asciiTheme="minorHAnsi" w:hAnsiTheme="minorHAnsi"/>
+                <w:sz w:val="22"/>
+                <w:szCs w:val="22"/>
+              </w:rPr>
+            </w:pPr>
+            <w:hyperlink r:id="rId18" w:history="1">
               <w:r>
                 <w:rPr>
                   <w:rStyle w:val="Hyperlink"/>
-                  <w:rFonts w:ascii="Aptos" w:hAnsi="Aptos"/>
-                  <w:sz w:val="20"/>
-                  <w:szCs w:val="20"/>
+                  <w:rFonts w:asciiTheme="minorHAnsi" w:hAnsiTheme="minorHAnsi"/>
+                  <w:sz w:val="22"/>
+                  <w:szCs w:val="22"/>
                 </w:rPr>
-                <w:t>https://heritage-archives.org</w:t>
+                <w:t>Personal Portfolio</w:t>
               </w:r>
             </w:hyperlink>
+            <w:r>
+              <w:rPr>
+                <w:rFonts w:asciiTheme="minorHAnsi" w:hAnsiTheme="minorHAnsi"/>
+                <w:sz w:val="22"/>
+                <w:szCs w:val="22"/>
+              </w:rPr>
+              <w:t xml:space="preserve"> </w:t>
+            </w:r>
+            <w:r>
+              <w:rPr>
+                <w:rFonts w:asciiTheme="minorHAnsi" w:hAnsiTheme="minorHAnsi"/>
+                <w:sz w:val="22"/>
+                <w:szCs w:val="22"/>
+              </w:rPr>
+              <w:t>| D</w:t>
+            </w:r>
+            <w:r>
+              <w:rPr>
+                <w:rFonts w:asciiTheme="minorHAnsi" w:hAnsiTheme="minorHAnsi"/>
+                <w:sz w:val="22"/>
+                <w:szCs w:val="22"/>
+              </w:rPr>
+              <w:t xml:space="preserve">eveloped with </w:t>
+            </w:r>
+            <w:r>
+              <w:rPr>
+                <w:rFonts w:asciiTheme="minorHAnsi" w:hAnsiTheme="minorHAnsi"/>
+                <w:i/>
+                <w:iCs/>
+                <w:sz w:val="22"/>
+                <w:szCs w:val="22"/>
+              </w:rPr>
+              <w:t>React JS, Tailwind CSS</w:t>
+            </w:r>
+            <w:r>
+              <w:rPr>
+                <w:rFonts w:asciiTheme="minorHAnsi" w:hAnsiTheme="minorHAnsi"/>
+                <w:sz w:val="22"/>
+                <w:szCs w:val="22"/>
+              </w:rPr>
+              <w:t>.</w:t>
+            </w:r>
           </w:p>
           <w:p>
             <w:pPr>
@@ -1133,27 +1294,94 @@
                 <w:ilvl w:val="0"/>
                 <w:numId w:val="10"/>
               </w:numPr>
-              <w:rPr>
-                <w:rFonts w:ascii="Aptos" w:hAnsi="Aptos"/>
-                <w:sz w:val="20"/>
-                <w:szCs w:val="20"/>
-              </w:rPr>
-            </w:pPr>
-            <w:r>
-              <w:rPr>
-                <w:rFonts w:ascii="Aptos" w:hAnsi="Aptos"/>
-                <w:sz w:val="20"/>
-                <w:szCs w:val="20"/>
-              </w:rPr>
-              <w:t xml:space="preserve">Ecommerce platform for a local business named Konnyasundori at </w:t>
-            </w:r>
-            <w:hyperlink r:id="rId17" w:history="1">
+              <w:jc w:val="both"/>
+              <w:rPr>
+                <w:rFonts w:asciiTheme="minorHAnsi" w:hAnsiTheme="minorHAnsi"/>
+                <w:sz w:val="22"/>
+                <w:szCs w:val="22"/>
+              </w:rPr>
+            </w:pPr>
+            <w:r>
+              <w:rPr>
+                <w:rFonts w:asciiTheme="minorHAnsi" w:hAnsiTheme="minorHAnsi"/>
+                <w:sz w:val="22"/>
+                <w:szCs w:val="22"/>
+              </w:rPr>
+              <w:t>Full Website</w:t>
+            </w:r>
+            <w:r>
+              <w:rPr>
+                <w:rFonts w:asciiTheme="minorHAnsi" w:hAnsiTheme="minorHAnsi"/>
+                <w:sz w:val="22"/>
+                <w:szCs w:val="22"/>
+              </w:rPr>
+              <w:t xml:space="preserve"> </w:t>
+            </w:r>
+            <w:r>
+              <w:rPr>
+                <w:rFonts w:asciiTheme="minorHAnsi" w:hAnsiTheme="minorHAnsi"/>
+                <w:sz w:val="22"/>
+                <w:szCs w:val="22"/>
+              </w:rPr>
+              <w:t>of a Private Archives in Bangladesh named</w:t>
+            </w:r>
+            <w:r>
+              <w:rPr>
+                <w:rFonts w:asciiTheme="minorHAnsi" w:hAnsiTheme="minorHAnsi"/>
+                <w:sz w:val="22"/>
+                <w:szCs w:val="22"/>
+              </w:rPr>
+              <w:t xml:space="preserve"> ‘Heritage Archives’ at</w:t>
+            </w:r>
+            <w:r>
+              <w:rPr>
+                <w:rFonts w:asciiTheme="minorHAnsi" w:hAnsiTheme="minorHAnsi"/>
+                <w:sz w:val="22"/>
+                <w:szCs w:val="22"/>
+              </w:rPr>
+              <w:t xml:space="preserve"> </w:t>
+            </w:r>
+            <w:hyperlink r:id="rId19" w:history="1">
               <w:r>
                 <w:rPr>
                   <w:rStyle w:val="Hyperlink"/>
-                  <w:rFonts w:ascii="Aptos" w:hAnsi="Aptos"/>
-                  <w:sz w:val="20"/>
-                  <w:szCs w:val="20"/>
+                  <w:rFonts w:asciiTheme="minorHAnsi" w:hAnsiTheme="minorHAnsi"/>
+                  <w:sz w:val="22"/>
+                  <w:szCs w:val="22"/>
+                </w:rPr>
+                <w:t>https://heritage-archives.org</w:t>
+              </w:r>
+            </w:hyperlink>
+          </w:p>
+          <w:p>
+            <w:pPr>
+              <w:pStyle w:val="ListParagraph"/>
+              <w:numPr>
+                <w:ilvl w:val="0"/>
+                <w:numId w:val="10"/>
+              </w:numPr>
+              <w:jc w:val="both"/>
+              <w:rPr>
+                <w:rFonts w:asciiTheme="minorHAnsi" w:hAnsiTheme="minorHAnsi"/>
+                <w:sz w:val="22"/>
+                <w:szCs w:val="22"/>
+              </w:rPr>
+            </w:pPr>
+            <w:r>
+              <w:rPr>
+                <w:rFonts w:asciiTheme="minorHAnsi" w:hAnsiTheme="minorHAnsi"/>
+                <w:sz w:val="22"/>
+                <w:szCs w:val="22"/>
+              </w:rPr>
+              <w:t xml:space="preserve">Ecommerce platform for a local business named Konnyasundori at </w:t>
+            </w:r>
+            <w:hyperlink r:id="rId20" w:history="1">
+              <w:r>
+                <w:rPr>
+                  <w:rStyle w:val="Hyperlink"/>
+                  <w:rFonts w:asciiTheme="minorHAnsi" w:hAnsiTheme="minorHAnsi"/>
+                  <w:sz w:val="22"/>
+                  <w:szCs w:val="22"/>
                 </w:rPr>
                 <w:t>http://konnyasundori.com</w:t>
               </w:r>
@@ -1161,23 +1389,34 @@
           </w:p>
           <w:p>
             <w:pPr>
+              <w:rPr>
+                <w:rFonts w:asciiTheme="minorHAnsi" w:hAnsiTheme="minorHAnsi"/>
+                <w:sz w:val="22"/>
+                <w:szCs w:val="22"/>
+              </w:rPr>
+            </w:pPr>
+          </w:p>
+          <w:p>
+            <w:pPr>
               <w:pStyle w:val="Heading2"/>
-              <w:spacing w:before="360" w:line="276" w:lineRule="auto"/>
-              <w:jc w:val="both"/>
-              <w:rPr>
-                <w:rFonts w:ascii="Aptos" w:hAnsi="Aptos" w:cs="Times New Roman"/>
-                <w:color w:val="262626" w:themeColor="text1" w:themeTint="D9"/>
-                <w:sz w:val="22"/>
-                <w:szCs w:val="22"/>
-              </w:rPr>
-            </w:pPr>
-            <w:r>
-              <w:rPr>
-                <w:rFonts w:ascii="Aptos" w:hAnsi="Aptos" w:cs="Times New Roman"/>
-                <w:color w:val="262626" w:themeColor="text1" w:themeTint="D9"/>
-                <w:sz w:val="22"/>
-                <w:szCs w:val="22"/>
-              </w:rPr>
+            </w:pPr>
+          </w:p>
+          <w:p>
+            <w:pPr>
+              <w:pStyle w:val="Heading2"/>
+            </w:pPr>
+          </w:p>
+          <w:p>
+            <w:pPr>
+              <w:pStyle w:val="Heading2"/>
+            </w:pPr>
+          </w:p>
+          <w:p>
+            <w:pPr>
+              <w:pStyle w:val="Heading2"/>
+            </w:pPr>
+            <w:r>
+              <w:lastRenderedPageBreak/>
               <w:t>PREFESSIONAL EXPERIENCE</w:t>
             </w:r>
           </w:p>
@@ -1185,22 +1424,75 @@
             <w:pPr>
               <w:pStyle w:val="Heading3"/>
               <w:spacing w:before="0" w:after="0" w:line="276" w:lineRule="auto"/>
-              <w:jc w:val="both"/>
-              <w:rPr>
-                <w:rFonts w:ascii="Aptos" w:hAnsi="Aptos" w:cs="Times New Roman"/>
-                <w:color w:val="262626" w:themeColor="text1" w:themeTint="D9"/>
-                <w:sz w:val="20"/>
-                <w:szCs w:val="20"/>
-              </w:rPr>
-            </w:pPr>
-            <w:r>
-              <w:rPr>
-                <w:rFonts w:ascii="Aptos" w:hAnsi="Aptos" w:cs="Times New Roman"/>
-                <w:color w:val="262626" w:themeColor="text1" w:themeTint="D9"/>
-                <w:sz w:val="20"/>
-                <w:szCs w:val="20"/>
-              </w:rPr>
-              <w:t>HYPE Dhaka | Web Developer | Dhaka, Bangladesh | Jun 2018 – Jun 2022</w:t>
+              <w:rPr>
+                <w:rFonts w:asciiTheme="minorHAnsi" w:hAnsiTheme="minorHAnsi" w:cs="Times New Roman"/>
+                <w:color w:val="262626" w:themeColor="text1" w:themeTint="D9"/>
+                <w:sz w:val="22"/>
+                <w:szCs w:val="22"/>
+              </w:rPr>
+            </w:pPr>
+            <w:r>
+              <w:rPr>
+                <w:rFonts w:asciiTheme="minorHAnsi" w:hAnsiTheme="minorHAnsi" w:cs="Times New Roman"/>
+                <w:color w:val="262626" w:themeColor="text1" w:themeTint="D9"/>
+                <w:sz w:val="22"/>
+                <w:szCs w:val="22"/>
+              </w:rPr>
+              <w:t xml:space="preserve">HYPE Dhaka | Web Developer | Dhaka, Bangladesh </w:t>
+            </w:r>
+            <w:r>
+              <w:rPr>
+                <w:rFonts w:asciiTheme="minorHAnsi" w:hAnsiTheme="minorHAnsi" w:cs="Times New Roman"/>
+                <w:color w:val="262626" w:themeColor="text1" w:themeTint="D9"/>
+                <w:sz w:val="22"/>
+                <w:szCs w:val="22"/>
+              </w:rPr>
+              <w:tab/>
+            </w:r>
+            <w:r>
+              <w:rPr>
+                <w:rFonts w:asciiTheme="minorHAnsi" w:hAnsiTheme="minorHAnsi" w:cs="Times New Roman"/>
+                <w:color w:val="262626" w:themeColor="text1" w:themeTint="D9"/>
+                <w:sz w:val="22"/>
+                <w:szCs w:val="22"/>
+              </w:rPr>
+              <w:tab/>
+            </w:r>
+            <w:r>
+              <w:rPr>
+                <w:rFonts w:asciiTheme="minorHAnsi" w:hAnsiTheme="minorHAnsi" w:cs="Times New Roman"/>
+                <w:color w:val="262626" w:themeColor="text1" w:themeTint="D9"/>
+                <w:sz w:val="22"/>
+                <w:szCs w:val="22"/>
+              </w:rPr>
+              <w:tab/>
+            </w:r>
+            <w:r>
+              <w:rPr>
+                <w:rFonts w:asciiTheme="minorHAnsi" w:hAnsiTheme="minorHAnsi" w:cs="Times New Roman"/>
+                <w:color w:val="262626" w:themeColor="text1" w:themeTint="D9"/>
+                <w:sz w:val="22"/>
+                <w:szCs w:val="22"/>
+              </w:rPr>
+              <w:tab/>
+            </w:r>
+            <w:r>
+              <w:rPr>
+                <w:rFonts w:asciiTheme="minorHAnsi" w:hAnsiTheme="minorHAnsi" w:cs="Times New Roman"/>
+                <w:color w:val="262626" w:themeColor="text1" w:themeTint="D9"/>
+                <w:sz w:val="22"/>
+                <w:szCs w:val="22"/>
+              </w:rPr>
+              <w:t xml:space="preserve">            </w:t>
+            </w:r>
+            <w:r>
+              <w:rPr>
+                <w:rFonts w:asciiTheme="minorHAnsi" w:hAnsiTheme="minorHAnsi" w:cs="Times New Roman"/>
+                <w:color w:val="262626" w:themeColor="text1" w:themeTint="D9"/>
+                <w:sz w:val="22"/>
+                <w:szCs w:val="22"/>
+              </w:rPr>
+              <w:t>Jun 2018 – Jun 2022</w:t>
             </w:r>
           </w:p>
           <w:p>
@@ -1211,79 +1503,79 @@
               </w:numPr>
               <w:spacing w:line="276" w:lineRule="auto"/>
               <w:rPr>
-                <w:rFonts w:ascii="Aptos" w:hAnsi="Aptos" w:cs="Times New Roman"/>
-                <w:color w:val="262626" w:themeColor="text1" w:themeTint="D9"/>
-                <w:sz w:val="20"/>
-                <w:szCs w:val="20"/>
+                <w:rFonts w:asciiTheme="minorHAnsi" w:hAnsiTheme="minorHAnsi" w:cs="Times New Roman"/>
+                <w:color w:val="262626" w:themeColor="text1" w:themeTint="D9"/>
+                <w:sz w:val="22"/>
+                <w:szCs w:val="22"/>
               </w:rPr>
             </w:pPr>
             <w:r>
               <w:rPr>
                 <w:rStyle w:val="citation-376"/>
-                <w:rFonts w:ascii="Aptos" w:hAnsi="Aptos"/>
-                <w:color w:val="262626" w:themeColor="text1" w:themeTint="D9"/>
-                <w:sz w:val="20"/>
-                <w:szCs w:val="20"/>
+                <w:rFonts w:asciiTheme="minorHAnsi" w:hAnsiTheme="minorHAnsi"/>
+                <w:color w:val="262626" w:themeColor="text1" w:themeTint="D9"/>
+                <w:sz w:val="22"/>
+                <w:szCs w:val="22"/>
               </w:rPr>
               <w:t>Engineered</w:t>
             </w:r>
             <w:r>
               <w:rPr>
                 <w:rStyle w:val="apple-converted-space"/>
-                <w:rFonts w:ascii="Aptos" w:hAnsi="Aptos"/>
-                <w:color w:val="262626" w:themeColor="text1" w:themeTint="D9"/>
-                <w:sz w:val="20"/>
-                <w:szCs w:val="20"/>
+                <w:rFonts w:asciiTheme="minorHAnsi" w:hAnsiTheme="minorHAnsi"/>
+                <w:color w:val="262626" w:themeColor="text1" w:themeTint="D9"/>
+                <w:sz w:val="22"/>
+                <w:szCs w:val="22"/>
               </w:rPr>
               <w:t> </w:t>
             </w:r>
             <w:r>
               <w:rPr>
                 <w:rStyle w:val="citation-376"/>
-                <w:rFonts w:ascii="Aptos" w:hAnsi="Aptos"/>
-                <w:color w:val="262626" w:themeColor="text1" w:themeTint="D9"/>
-                <w:sz w:val="20"/>
-                <w:szCs w:val="20"/>
+                <w:rFonts w:asciiTheme="minorHAnsi" w:hAnsiTheme="minorHAnsi"/>
+                <w:color w:val="262626" w:themeColor="text1" w:themeTint="D9"/>
+                <w:sz w:val="22"/>
+                <w:szCs w:val="22"/>
               </w:rPr>
               <w:t>15+ responsive websites</w:t>
             </w:r>
             <w:r>
               <w:rPr>
                 <w:rStyle w:val="apple-converted-space"/>
-                <w:rFonts w:ascii="Aptos" w:hAnsi="Aptos"/>
-                <w:color w:val="262626" w:themeColor="text1" w:themeTint="D9"/>
-                <w:sz w:val="20"/>
-                <w:szCs w:val="20"/>
+                <w:rFonts w:asciiTheme="minorHAnsi" w:hAnsiTheme="minorHAnsi"/>
+                <w:color w:val="262626" w:themeColor="text1" w:themeTint="D9"/>
+                <w:sz w:val="22"/>
+                <w:szCs w:val="22"/>
               </w:rPr>
               <w:t> </w:t>
             </w:r>
             <w:r>
               <w:rPr>
                 <w:rStyle w:val="citation-376"/>
-                <w:rFonts w:ascii="Aptos" w:hAnsi="Aptos"/>
-                <w:color w:val="262626" w:themeColor="text1" w:themeTint="D9"/>
-                <w:sz w:val="20"/>
-                <w:szCs w:val="20"/>
+                <w:rFonts w:asciiTheme="minorHAnsi" w:hAnsiTheme="minorHAnsi"/>
+                <w:color w:val="262626" w:themeColor="text1" w:themeTint="D9"/>
+                <w:sz w:val="22"/>
+                <w:szCs w:val="22"/>
               </w:rPr>
               <w:t>using JavaScript and WordPress, increasing project delivery speed by</w:t>
             </w:r>
             <w:r>
               <w:rPr>
                 <w:rStyle w:val="apple-converted-space"/>
-                <w:rFonts w:ascii="Aptos" w:hAnsi="Aptos"/>
-                <w:color w:val="262626" w:themeColor="text1" w:themeTint="D9"/>
-                <w:sz w:val="20"/>
-                <w:szCs w:val="20"/>
+                <w:rFonts w:asciiTheme="minorHAnsi" w:hAnsiTheme="minorHAnsi"/>
+                <w:color w:val="262626" w:themeColor="text1" w:themeTint="D9"/>
+                <w:sz w:val="22"/>
+                <w:szCs w:val="22"/>
               </w:rPr>
               <w:t> </w:t>
             </w:r>
             <w:r>
               <w:rPr>
                 <w:rStyle w:val="citation-376"/>
-                <w:rFonts w:ascii="Aptos" w:hAnsi="Aptos"/>
-                <w:color w:val="262626" w:themeColor="text1" w:themeTint="D9"/>
-                <w:sz w:val="20"/>
-                <w:szCs w:val="20"/>
+                <w:rFonts w:asciiTheme="minorHAnsi" w:hAnsiTheme="minorHAnsi"/>
+                <w:color w:val="262626" w:themeColor="text1" w:themeTint="D9"/>
+                <w:sz w:val="22"/>
+                <w:szCs w:val="22"/>
               </w:rPr>
               <w:t>50%</w:t>
             </w:r>
@@ -1297,22 +1589,22 @@
               </w:numPr>
               <w:spacing w:before="0" w:after="0" w:line="276" w:lineRule="auto"/>
               <w:rPr>
-                <w:rFonts w:ascii="Aptos" w:hAnsi="Aptos" w:cs="Times New Roman"/>
+                <w:rFonts w:asciiTheme="minorHAnsi" w:hAnsiTheme="minorHAnsi" w:cs="Times New Roman"/>
                 <w:b w:val="0"/>
                 <w:bCs w:val="0"/>
                 <w:color w:val="262626" w:themeColor="text1" w:themeTint="D9"/>
-                <w:sz w:val="20"/>
-                <w:szCs w:val="20"/>
-              </w:rPr>
-            </w:pPr>
-            <w:r>
-              <w:rPr>
-                <w:rFonts w:ascii="Aptos" w:hAnsi="Aptos" w:cs="Times New Roman"/>
+                <w:sz w:val="22"/>
+                <w:szCs w:val="22"/>
+              </w:rPr>
+            </w:pPr>
+            <w:r>
+              <w:rPr>
+                <w:rFonts w:asciiTheme="minorHAnsi" w:hAnsiTheme="minorHAnsi" w:cs="Times New Roman"/>
                 <w:b w:val="0"/>
                 <w:bCs w:val="0"/>
                 <w:color w:val="262626" w:themeColor="text1" w:themeTint="D9"/>
-                <w:sz w:val="20"/>
-                <w:szCs w:val="20"/>
+                <w:sz w:val="22"/>
+                <w:szCs w:val="22"/>
               </w:rPr>
               <w:t>Translated client requirements into intuitive UI layouts and high-fidelity navigation structures.</w:t>
             </w:r>
@@ -1327,22 +1619,22 @@
               <w:spacing w:before="0" w:after="0" w:line="276" w:lineRule="auto"/>
               <w:jc w:val="both"/>
               <w:rPr>
-                <w:rFonts w:ascii="Aptos" w:hAnsi="Aptos" w:cs="Times New Roman"/>
+                <w:rFonts w:asciiTheme="minorHAnsi" w:hAnsiTheme="minorHAnsi" w:cs="Times New Roman"/>
                 <w:b w:val="0"/>
                 <w:bCs w:val="0"/>
                 <w:color w:val="262626" w:themeColor="text1" w:themeTint="D9"/>
-                <w:sz w:val="20"/>
-                <w:szCs w:val="20"/>
-              </w:rPr>
-            </w:pPr>
-            <w:r>
-              <w:rPr>
-                <w:rFonts w:ascii="Aptos" w:hAnsi="Aptos" w:cs="Times New Roman"/>
+                <w:sz w:val="22"/>
+                <w:szCs w:val="22"/>
+              </w:rPr>
+            </w:pPr>
+            <w:r>
+              <w:rPr>
+                <w:rFonts w:asciiTheme="minorHAnsi" w:hAnsiTheme="minorHAnsi" w:cs="Times New Roman"/>
                 <w:b w:val="0"/>
                 <w:bCs w:val="0"/>
                 <w:color w:val="262626" w:themeColor="text1" w:themeTint="D9"/>
-                <w:sz w:val="20"/>
-                <w:szCs w:val="20"/>
+                <w:sz w:val="22"/>
+                <w:szCs w:val="22"/>
               </w:rPr>
               <w:t>Acted as a technical bridge between design teams and stakeholders, translating complex business requirements into scalable technical architectures and intuitive navigation systems.</w:t>
             </w:r>
@@ -1353,9 +1645,11 @@
               <w:spacing w:before="0" w:after="0" w:line="276" w:lineRule="auto"/>
               <w:jc w:val="both"/>
               <w:rPr>
-                <w:rFonts w:ascii="Aptos" w:hAnsi="Aptos" w:cs="Times New Roman"/>
+                <w:rFonts w:asciiTheme="minorHAnsi" w:hAnsiTheme="minorHAnsi" w:cs="Times New Roman"/>
                 <w:b w:val="0"/>
                 <w:bCs w:val="0"/>
+                <w:sz w:val="24"/>
+                <w:szCs w:val="24"/>
               </w:rPr>
             </w:pPr>
           </w:p>
@@ -1365,90 +1659,117 @@
               <w:spacing w:before="0" w:after="0" w:line="276" w:lineRule="auto"/>
               <w:jc w:val="both"/>
               <w:rPr>
-                <w:rFonts w:ascii="Aptos" w:hAnsi="Aptos" w:cs="Times New Roman"/>
-                <w:color w:val="262626" w:themeColor="text1" w:themeTint="D9"/>
-                <w:sz w:val="20"/>
-                <w:szCs w:val="20"/>
-              </w:rPr>
-            </w:pPr>
-            <w:r>
-              <w:rPr>
-                <w:rFonts w:ascii="Aptos" w:hAnsi="Aptos" w:cs="Times New Roman"/>
-                <w:color w:val="262626" w:themeColor="text1" w:themeTint="D9"/>
-                <w:sz w:val="20"/>
-                <w:szCs w:val="20"/>
-              </w:rPr>
-              <w:t>Intact Insurance | Claims Customer Representative | St. John's, NL, Canada</w:t>
-            </w:r>
-            <w:r>
-              <w:rPr>
-                <w:rFonts w:ascii="Aptos" w:hAnsi="Aptos" w:cs="Times New Roman"/>
-                <w:color w:val="262626" w:themeColor="text1" w:themeTint="D9"/>
-                <w:sz w:val="20"/>
-                <w:szCs w:val="20"/>
-              </w:rPr>
-              <w:t xml:space="preserve">| </w:t>
-            </w:r>
-            <w:r>
-              <w:rPr>
-                <w:rFonts w:ascii="Aptos" w:hAnsi="Aptos" w:cs="Times New Roman"/>
-                <w:color w:val="262626" w:themeColor="text1" w:themeTint="D9"/>
-                <w:sz w:val="20"/>
-                <w:szCs w:val="20"/>
-              </w:rPr>
-              <w:t xml:space="preserve">November </w:t>
-            </w:r>
-            <w:r>
-              <w:rPr>
-                <w:rFonts w:ascii="Aptos" w:hAnsi="Aptos" w:cs="Times New Roman"/>
-                <w:color w:val="262626" w:themeColor="text1" w:themeTint="D9"/>
-                <w:sz w:val="20"/>
-                <w:szCs w:val="20"/>
+                <w:rFonts w:asciiTheme="minorHAnsi" w:hAnsiTheme="minorHAnsi" w:cs="Times New Roman"/>
+                <w:color w:val="262626" w:themeColor="text1" w:themeTint="D9"/>
+                <w:sz w:val="22"/>
+                <w:szCs w:val="22"/>
+              </w:rPr>
+            </w:pPr>
+            <w:r>
+              <w:rPr>
+                <w:rFonts w:asciiTheme="minorHAnsi" w:hAnsiTheme="minorHAnsi" w:cs="Times New Roman"/>
+                <w:color w:val="262626" w:themeColor="text1" w:themeTint="D9"/>
+                <w:sz w:val="22"/>
+                <w:szCs w:val="22"/>
+              </w:rPr>
+              <w:t>Intact Insurance | Claims Customer Representative | St. John's, NL</w:t>
+            </w:r>
+            <w:r>
+              <w:rPr>
+                <w:rFonts w:asciiTheme="minorHAnsi" w:hAnsiTheme="minorHAnsi" w:cs="Times New Roman"/>
+                <w:color w:val="262626" w:themeColor="text1" w:themeTint="D9"/>
+                <w:sz w:val="22"/>
+                <w:szCs w:val="22"/>
+              </w:rPr>
+              <w:tab/>
+            </w:r>
+            <w:r>
+              <w:rPr>
+                <w:rFonts w:asciiTheme="minorHAnsi" w:hAnsiTheme="minorHAnsi" w:cs="Times New Roman"/>
+                <w:color w:val="262626" w:themeColor="text1" w:themeTint="D9"/>
+                <w:sz w:val="22"/>
+                <w:szCs w:val="22"/>
+              </w:rPr>
+              <w:tab/>
+            </w:r>
+            <w:r>
+              <w:rPr>
+                <w:rFonts w:asciiTheme="minorHAnsi" w:hAnsiTheme="minorHAnsi" w:cs="Times New Roman"/>
+                <w:color w:val="262626" w:themeColor="text1" w:themeTint="D9"/>
+                <w:sz w:val="22"/>
+                <w:szCs w:val="22"/>
+              </w:rPr>
+              <w:t xml:space="preserve">          </w:t>
+            </w:r>
+            <w:r>
+              <w:rPr>
+                <w:rFonts w:asciiTheme="minorHAnsi" w:hAnsiTheme="minorHAnsi" w:cs="Times New Roman"/>
+                <w:color w:val="262626" w:themeColor="text1" w:themeTint="D9"/>
+                <w:sz w:val="22"/>
+                <w:szCs w:val="22"/>
+              </w:rPr>
+              <w:t>Nov</w:t>
+            </w:r>
+            <w:r>
+              <w:rPr>
+                <w:rFonts w:asciiTheme="minorHAnsi" w:hAnsiTheme="minorHAnsi" w:cs="Times New Roman"/>
+                <w:color w:val="262626" w:themeColor="text1" w:themeTint="D9"/>
+                <w:sz w:val="22"/>
+                <w:szCs w:val="22"/>
+              </w:rPr>
+              <w:t xml:space="preserve"> </w:t>
+            </w:r>
+            <w:r>
+              <w:rPr>
+                <w:rFonts w:asciiTheme="minorHAnsi" w:hAnsiTheme="minorHAnsi" w:cs="Times New Roman"/>
+                <w:color w:val="262626" w:themeColor="text1" w:themeTint="D9"/>
+                <w:sz w:val="22"/>
+                <w:szCs w:val="22"/>
               </w:rPr>
               <w:t>20</w:t>
             </w:r>
             <w:r>
               <w:rPr>
-                <w:rFonts w:ascii="Aptos" w:hAnsi="Aptos" w:cs="Times New Roman"/>
-                <w:color w:val="262626" w:themeColor="text1" w:themeTint="D9"/>
-                <w:sz w:val="20"/>
-                <w:szCs w:val="20"/>
+                <w:rFonts w:asciiTheme="minorHAnsi" w:hAnsiTheme="minorHAnsi" w:cs="Times New Roman"/>
+                <w:color w:val="262626" w:themeColor="text1" w:themeTint="D9"/>
+                <w:sz w:val="22"/>
+                <w:szCs w:val="22"/>
               </w:rPr>
               <w:t>22</w:t>
             </w:r>
             <w:r>
               <w:rPr>
-                <w:rFonts w:ascii="Aptos" w:hAnsi="Aptos" w:cs="Times New Roman"/>
-                <w:color w:val="262626" w:themeColor="text1" w:themeTint="D9"/>
-                <w:sz w:val="20"/>
-                <w:szCs w:val="20"/>
+                <w:rFonts w:asciiTheme="minorHAnsi" w:hAnsiTheme="minorHAnsi" w:cs="Times New Roman"/>
+                <w:color w:val="262626" w:themeColor="text1" w:themeTint="D9"/>
+                <w:sz w:val="22"/>
+                <w:szCs w:val="22"/>
               </w:rPr>
               <w:t xml:space="preserve"> - </w:t>
             </w:r>
             <w:r>
               <w:rPr>
-                <w:rFonts w:ascii="Aptos" w:hAnsi="Aptos" w:cs="Times New Roman"/>
-                <w:color w:val="262626" w:themeColor="text1" w:themeTint="D9"/>
-                <w:sz w:val="20"/>
-                <w:szCs w:val="20"/>
+                <w:rFonts w:asciiTheme="minorHAnsi" w:hAnsiTheme="minorHAnsi" w:cs="Times New Roman"/>
+                <w:color w:val="262626" w:themeColor="text1" w:themeTint="D9"/>
+                <w:sz w:val="22"/>
+                <w:szCs w:val="22"/>
               </w:rPr>
               <w:t>April</w:t>
             </w:r>
             <w:r>
               <w:rPr>
-                <w:rFonts w:ascii="Aptos" w:hAnsi="Aptos" w:cs="Times New Roman"/>
-                <w:color w:val="262626" w:themeColor="text1" w:themeTint="D9"/>
-                <w:sz w:val="20"/>
-                <w:szCs w:val="20"/>
+                <w:rFonts w:asciiTheme="minorHAnsi" w:hAnsiTheme="minorHAnsi" w:cs="Times New Roman"/>
+                <w:color w:val="262626" w:themeColor="text1" w:themeTint="D9"/>
+                <w:sz w:val="22"/>
+                <w:szCs w:val="22"/>
               </w:rPr>
               <w:t xml:space="preserve"> 20</w:t>
             </w:r>
             <w:r>
               <w:rPr>
-                <w:rFonts w:ascii="Aptos" w:hAnsi="Aptos" w:cs="Times New Roman"/>
-                <w:color w:val="262626" w:themeColor="text1" w:themeTint="D9"/>
-                <w:sz w:val="20"/>
-                <w:szCs w:val="20"/>
+                <w:rFonts w:asciiTheme="minorHAnsi" w:hAnsiTheme="minorHAnsi" w:cs="Times New Roman"/>
+                <w:color w:val="262626" w:themeColor="text1" w:themeTint="D9"/>
+                <w:sz w:val="22"/>
+                <w:szCs w:val="22"/>
               </w:rPr>
               <w:t>24</w:t>
             </w:r>
@@ -1462,22 +1783,22 @@
               </w:numPr>
               <w:spacing w:before="0" w:after="0" w:line="276" w:lineRule="auto"/>
               <w:rPr>
-                <w:rFonts w:ascii="Aptos" w:hAnsi="Aptos" w:cs="Times New Roman"/>
+                <w:rFonts w:asciiTheme="minorHAnsi" w:hAnsiTheme="minorHAnsi" w:cs="Times New Roman"/>
                 <w:b w:val="0"/>
                 <w:bCs w:val="0"/>
                 <w:color w:val="262626" w:themeColor="text1" w:themeTint="D9"/>
-                <w:sz w:val="20"/>
-                <w:szCs w:val="20"/>
-              </w:rPr>
-            </w:pPr>
-            <w:r>
-              <w:rPr>
-                <w:rFonts w:ascii="Aptos" w:hAnsi="Aptos" w:cs="Times New Roman"/>
+                <w:sz w:val="22"/>
+                <w:szCs w:val="22"/>
+              </w:rPr>
+            </w:pPr>
+            <w:r>
+              <w:rPr>
+                <w:rFonts w:asciiTheme="minorHAnsi" w:hAnsiTheme="minorHAnsi" w:cs="Times New Roman"/>
                 <w:b w:val="0"/>
                 <w:bCs w:val="0"/>
                 <w:color w:val="262626" w:themeColor="text1" w:themeTint="D9"/>
-                <w:sz w:val="20"/>
-                <w:szCs w:val="20"/>
+                <w:sz w:val="22"/>
+                <w:szCs w:val="22"/>
               </w:rPr>
               <w:t>Managed 5,000+ annual inquiries with 100% documentation accuracy, exceeding 2023 performance expectations.</w:t>
             </w:r>
@@ -1491,22 +1812,22 @@
               </w:numPr>
               <w:spacing w:before="0" w:after="0" w:line="276" w:lineRule="auto"/>
               <w:rPr>
-                <w:rFonts w:ascii="Aptos" w:hAnsi="Aptos" w:cs="Times New Roman"/>
+                <w:rFonts w:asciiTheme="minorHAnsi" w:hAnsiTheme="minorHAnsi" w:cs="Times New Roman"/>
                 <w:b w:val="0"/>
                 <w:bCs w:val="0"/>
                 <w:color w:val="262626" w:themeColor="text1" w:themeTint="D9"/>
-                <w:sz w:val="20"/>
-                <w:szCs w:val="20"/>
-              </w:rPr>
-            </w:pPr>
-            <w:r>
-              <w:rPr>
-                <w:rFonts w:ascii="Aptos" w:hAnsi="Aptos" w:cs="Times New Roman"/>
+                <w:sz w:val="22"/>
+                <w:szCs w:val="22"/>
+              </w:rPr>
+            </w:pPr>
+            <w:r>
+              <w:rPr>
+                <w:rFonts w:asciiTheme="minorHAnsi" w:hAnsiTheme="minorHAnsi" w:cs="Times New Roman"/>
                 <w:b w:val="0"/>
                 <w:bCs w:val="0"/>
                 <w:color w:val="262626" w:themeColor="text1" w:themeTint="D9"/>
-                <w:sz w:val="20"/>
-                <w:szCs w:val="20"/>
+                <w:sz w:val="22"/>
+                <w:szCs w:val="22"/>
               </w:rPr>
               <w:t xml:space="preserve">Maintained 95% call adherence while consistently meeting quality standards in a fast-paced environment </w:t>
             </w:r>
@@ -1516,23 +1837,12 @@
               <w:pStyle w:val="Heading3"/>
               <w:spacing w:before="0" w:after="0" w:line="276" w:lineRule="auto"/>
               <w:rPr>
-                <w:rFonts w:ascii="Aptos" w:hAnsi="Aptos" w:cs="Times New Roman"/>
+                <w:rFonts w:asciiTheme="minorHAnsi" w:hAnsiTheme="minorHAnsi" w:cs="Times New Roman"/>
                 <w:b w:val="0"/>
                 <w:bCs w:val="0"/>
-              </w:rPr>
-            </w:pPr>
-          </w:p>
-          <w:p>
-            <w:pPr>
-              <w:pStyle w:val="Heading3"/>
-              <w:spacing w:before="0" w:after="0" w:line="276" w:lineRule="auto"/>
-              <w:rPr>
-                <w:rFonts w:ascii="Aptos" w:hAnsi="Aptos" w:cs="Times New Roman"/>
-                <w:b w:val="0"/>
-                <w:bCs w:val="0"/>
-                <w:color w:val="262626" w:themeColor="text1" w:themeTint="D9"/>
-                <w:sz w:val="20"/>
-                <w:szCs w:val="20"/>
+                <w:color w:val="262626" w:themeColor="text1" w:themeTint="D9"/>
+                <w:sz w:val="22"/>
+                <w:szCs w:val="22"/>
               </w:rPr>
             </w:pPr>
           </w:p>
@@ -1542,27 +1852,81 @@
               <w:spacing w:before="0" w:after="0" w:line="276" w:lineRule="auto"/>
               <w:jc w:val="both"/>
               <w:rPr>
-                <w:rFonts w:ascii="Aptos" w:hAnsi="Aptos" w:cs="Times New Roman"/>
-                <w:color w:val="262626" w:themeColor="text1" w:themeTint="D9"/>
-                <w:sz w:val="20"/>
-                <w:szCs w:val="20"/>
-              </w:rPr>
-            </w:pPr>
-            <w:r>
-              <w:rPr>
-                <w:rFonts w:ascii="Aptos" w:hAnsi="Aptos" w:cs="Times New Roman"/>
-                <w:color w:val="262626" w:themeColor="text1" w:themeTint="D9"/>
-                <w:sz w:val="20"/>
-                <w:szCs w:val="20"/>
-              </w:rPr>
-              <w:t>Sobeys Inc. | Cash Office Supervisor | St. John’s, NL | May 2024 – Present</w:t>
-            </w:r>
-            <w:r>
-              <w:rPr>
-                <w:rFonts w:ascii="Aptos" w:hAnsi="Aptos" w:cs="Times New Roman"/>
-                <w:color w:val="262626" w:themeColor="text1" w:themeTint="D9"/>
-                <w:sz w:val="20"/>
-                <w:szCs w:val="20"/>
+                <w:rFonts w:asciiTheme="minorHAnsi" w:hAnsiTheme="minorHAnsi" w:cs="Times New Roman"/>
+                <w:color w:val="262626" w:themeColor="text1" w:themeTint="D9"/>
+                <w:sz w:val="22"/>
+                <w:szCs w:val="22"/>
+              </w:rPr>
+            </w:pPr>
+            <w:r>
+              <w:rPr>
+                <w:rFonts w:asciiTheme="minorHAnsi" w:hAnsiTheme="minorHAnsi" w:cs="Times New Roman"/>
+                <w:color w:val="262626" w:themeColor="text1" w:themeTint="D9"/>
+                <w:sz w:val="22"/>
+                <w:szCs w:val="22"/>
+              </w:rPr>
+              <w:t xml:space="preserve">Sobeys Inc. | Cash Office Supervisor | St. John’s, NL </w:t>
+            </w:r>
+            <w:r>
+              <w:rPr>
+                <w:rFonts w:asciiTheme="minorHAnsi" w:hAnsiTheme="minorHAnsi" w:cs="Times New Roman"/>
+                <w:color w:val="262626" w:themeColor="text1" w:themeTint="D9"/>
+                <w:sz w:val="22"/>
+                <w:szCs w:val="22"/>
+              </w:rPr>
+              <w:tab/>
+            </w:r>
+            <w:r>
+              <w:rPr>
+                <w:rFonts w:asciiTheme="minorHAnsi" w:hAnsiTheme="minorHAnsi" w:cs="Times New Roman"/>
+                <w:color w:val="262626" w:themeColor="text1" w:themeTint="D9"/>
+                <w:sz w:val="22"/>
+                <w:szCs w:val="22"/>
+              </w:rPr>
+              <w:tab/>
+            </w:r>
+            <w:r>
+              <w:rPr>
+                <w:rFonts w:asciiTheme="minorHAnsi" w:hAnsiTheme="minorHAnsi" w:cs="Times New Roman"/>
+                <w:color w:val="262626" w:themeColor="text1" w:themeTint="D9"/>
+                <w:sz w:val="22"/>
+                <w:szCs w:val="22"/>
+              </w:rPr>
+              <w:tab/>
+            </w:r>
+            <w:r>
+              <w:rPr>
+                <w:rFonts w:asciiTheme="minorHAnsi" w:hAnsiTheme="minorHAnsi" w:cs="Times New Roman"/>
+                <w:color w:val="262626" w:themeColor="text1" w:themeTint="D9"/>
+                <w:sz w:val="22"/>
+                <w:szCs w:val="22"/>
+              </w:rPr>
+              <w:tab/>
+            </w:r>
+            <w:r>
+              <w:rPr>
+                <w:rFonts w:asciiTheme="minorHAnsi" w:hAnsiTheme="minorHAnsi" w:cs="Times New Roman"/>
+                <w:color w:val="262626" w:themeColor="text1" w:themeTint="D9"/>
+                <w:sz w:val="22"/>
+                <w:szCs w:val="22"/>
+              </w:rPr>
+              <w:t xml:space="preserve">             </w:t>
+            </w:r>
+            <w:r>
+              <w:rPr>
+                <w:rFonts w:asciiTheme="minorHAnsi" w:hAnsiTheme="minorHAnsi" w:cs="Times New Roman"/>
+                <w:color w:val="262626" w:themeColor="text1" w:themeTint="D9"/>
+                <w:sz w:val="22"/>
+                <w:szCs w:val="22"/>
+              </w:rPr>
+              <w:t>May 2024 – Present</w:t>
+            </w:r>
+            <w:r>
+              <w:rPr>
+                <w:rFonts w:asciiTheme="minorHAnsi" w:hAnsiTheme="minorHAnsi" w:cs="Times New Roman"/>
+                <w:color w:val="262626" w:themeColor="text1" w:themeTint="D9"/>
+                <w:sz w:val="22"/>
+                <w:szCs w:val="22"/>
               </w:rPr>
               <w:t xml:space="preserve"> </w:t>
             </w:r>
@@ -1576,16 +1940,16 @@
               </w:numPr>
               <w:spacing w:line="276" w:lineRule="auto"/>
               <w:rPr>
-                <w:rFonts w:ascii="Aptos" w:hAnsi="Aptos"/>
-                <w:sz w:val="20"/>
-                <w:szCs w:val="20"/>
-              </w:rPr>
-            </w:pPr>
-            <w:r>
-              <w:rPr>
-                <w:rFonts w:ascii="Aptos" w:hAnsi="Aptos"/>
-                <w:sz w:val="20"/>
-                <w:szCs w:val="20"/>
+                <w:rFonts w:asciiTheme="minorHAnsi" w:hAnsiTheme="minorHAnsi"/>
+                <w:sz w:val="22"/>
+                <w:szCs w:val="22"/>
+              </w:rPr>
+            </w:pPr>
+            <w:r>
+              <w:rPr>
+                <w:rFonts w:asciiTheme="minorHAnsi" w:hAnsiTheme="minorHAnsi"/>
+                <w:sz w:val="22"/>
+                <w:szCs w:val="22"/>
               </w:rPr>
               <w:t>Supervise a team of 8 to optimize service standards while maintaining 100% financial accuracy.</w:t>
             </w:r>
@@ -1599,39 +1963,37 @@
               </w:numPr>
               <w:spacing w:line="276" w:lineRule="auto"/>
               <w:rPr>
-                <w:rFonts w:ascii="Aptos" w:hAnsi="Aptos"/>
-                <w:sz w:val="20"/>
-                <w:szCs w:val="20"/>
-              </w:rPr>
-            </w:pPr>
-            <w:r>
-              <w:rPr>
-                <w:rFonts w:ascii="Aptos" w:hAnsi="Aptos"/>
-                <w:sz w:val="20"/>
-                <w:szCs w:val="20"/>
+                <w:rFonts w:asciiTheme="minorHAnsi" w:hAnsiTheme="minorHAnsi"/>
+                <w:sz w:val="22"/>
+                <w:szCs w:val="22"/>
+              </w:rPr>
+            </w:pPr>
+            <w:r>
+              <w:rPr>
+                <w:rFonts w:asciiTheme="minorHAnsi" w:hAnsiTheme="minorHAnsi"/>
+                <w:sz w:val="22"/>
+                <w:szCs w:val="22"/>
               </w:rPr>
               <w:t>Trained and mentored 5+ new employees on technical store systems and operational procedures.</w:t>
             </w:r>
           </w:p>
           <w:p>
             <w:pPr>
+              <w:pStyle w:val="ListParagraph"/>
+              <w:spacing w:line="276" w:lineRule="auto"/>
+              <w:ind w:left="720"/>
+              <w:rPr>
+                <w:rFonts w:asciiTheme="minorHAnsi" w:hAnsiTheme="minorHAnsi"/>
+                <w:sz w:val="22"/>
+                <w:szCs w:val="22"/>
+              </w:rPr>
+            </w:pPr>
+          </w:p>
+          <w:p>
+            <w:pPr>
               <w:pStyle w:val="Heading2"/>
-              <w:spacing w:before="360" w:line="276" w:lineRule="auto"/>
-              <w:jc w:val="both"/>
-              <w:rPr>
-                <w:rFonts w:ascii="Aptos" w:hAnsi="Aptos" w:cs="Times New Roman"/>
-                <w:color w:val="262626" w:themeColor="text1" w:themeTint="D9"/>
-                <w:sz w:val="22"/>
-                <w:szCs w:val="22"/>
-              </w:rPr>
-            </w:pPr>
-            <w:r>
-              <w:rPr>
-                <w:rFonts w:ascii="Aptos" w:hAnsi="Aptos" w:cs="Times New Roman"/>
-                <w:color w:val="262626" w:themeColor="text1" w:themeTint="D9"/>
-                <w:sz w:val="22"/>
-                <w:szCs w:val="22"/>
-              </w:rPr>
+            </w:pPr>
+            <w:r>
               <w:t xml:space="preserve">CERTIFICATIONS &amp; LICENCES </w:t>
             </w:r>
           </w:p>
@@ -1645,74 +2007,108 @@
               <w:spacing w:before="0" w:after="0" w:line="276" w:lineRule="auto"/>
               <w:jc w:val="both"/>
               <w:rPr>
-                <w:rFonts w:ascii="Aptos" w:hAnsi="Aptos" w:cs="Times New Roman"/>
+                <w:rFonts w:asciiTheme="minorHAnsi" w:hAnsiTheme="minorHAnsi" w:cs="Times New Roman"/>
                 <w:b w:val="0"/>
                 <w:bCs w:val="0"/>
                 <w:color w:val="262626" w:themeColor="text1" w:themeTint="D9"/>
-                <w:sz w:val="20"/>
-                <w:szCs w:val="20"/>
-              </w:rPr>
-            </w:pPr>
-            <w:hyperlink r:id="rId18" w:history="1">
+                <w:sz w:val="22"/>
+                <w:szCs w:val="22"/>
+              </w:rPr>
+            </w:pPr>
+            <w:hyperlink r:id="rId21" w:history="1">
               <w:r>
                 <w:rPr>
                   <w:rStyle w:val="Hyperlink"/>
-                  <w:rFonts w:ascii="Aptos" w:hAnsi="Aptos" w:cs="Times New Roman"/>
+                  <w:rFonts w:asciiTheme="minorHAnsi" w:hAnsiTheme="minorHAnsi" w:cs="Times New Roman"/>
                   <w:b w:val="0"/>
                   <w:bCs w:val="0"/>
                   <w:color w:val="215E99" w:themeColor="text2" w:themeTint="BF"/>
-                  <w:sz w:val="20"/>
-                  <w:szCs w:val="20"/>
+                  <w:sz w:val="22"/>
+                  <w:szCs w:val="22"/>
                 </w:rPr>
                 <w:t xml:space="preserve">Meta Front-End Developer </w:t>
               </w:r>
               <w:r>
                 <w:rPr>
                   <w:rStyle w:val="Hyperlink"/>
-                  <w:rFonts w:ascii="Aptos" w:hAnsi="Aptos" w:cs="Times New Roman"/>
+                  <w:rFonts w:asciiTheme="minorHAnsi" w:hAnsiTheme="minorHAnsi" w:cs="Times New Roman"/>
                   <w:b w:val="0"/>
                   <w:bCs w:val="0"/>
                   <w:color w:val="262626" w:themeColor="text1" w:themeTint="D9"/>
-                  <w:sz w:val="20"/>
-                  <w:szCs w:val="20"/>
+                  <w:sz w:val="22"/>
+                  <w:szCs w:val="22"/>
                 </w:rPr>
                 <w:t xml:space="preserve">| </w:t>
               </w:r>
               <w:r>
                 <w:rPr>
                   <w:rStyle w:val="Hyperlink"/>
-                  <w:rFonts w:ascii="Aptos" w:hAnsi="Aptos" w:cs="Times New Roman"/>
+                  <w:rFonts w:asciiTheme="minorHAnsi" w:hAnsiTheme="minorHAnsi" w:cs="Times New Roman"/>
                   <w:b w:val="0"/>
                   <w:bCs w:val="0"/>
                   <w:color w:val="262626" w:themeColor="text1" w:themeTint="D9"/>
-                  <w:sz w:val="20"/>
-                  <w:szCs w:val="20"/>
+                  <w:sz w:val="22"/>
+                  <w:szCs w:val="22"/>
                 </w:rPr>
                 <w:t>Meta |</w:t>
               </w:r>
               <w:r>
                 <w:rPr>
                   <w:rStyle w:val="Hyperlink"/>
-                  <w:rFonts w:ascii="Aptos" w:hAnsi="Aptos" w:cs="Times New Roman"/>
+                  <w:rFonts w:asciiTheme="minorHAnsi" w:hAnsiTheme="minorHAnsi" w:cs="Times New Roman"/>
                   <w:b w:val="0"/>
                   <w:bCs w:val="0"/>
                   <w:color w:val="262626" w:themeColor="text1" w:themeTint="D9"/>
-                  <w:sz w:val="20"/>
-                  <w:szCs w:val="20"/>
+                  <w:sz w:val="22"/>
+                  <w:szCs w:val="22"/>
                 </w:rPr>
                 <w:t xml:space="preserve"> </w:t>
               </w:r>
               <w:r>
                 <w:rPr>
                   <w:rStyle w:val="Hyperlink"/>
-                  <w:rFonts w:ascii="Aptos" w:hAnsi="Aptos" w:cs="Times New Roman"/>
+                  <w:rFonts w:asciiTheme="minorHAnsi" w:hAnsiTheme="minorHAnsi" w:cs="Times New Roman"/>
                   <w:b w:val="0"/>
                   <w:bCs w:val="0"/>
                   <w:color w:val="262626" w:themeColor="text1" w:themeTint="D9"/>
-                  <w:sz w:val="20"/>
-                  <w:szCs w:val="20"/>
+                  <w:sz w:val="22"/>
+                  <w:szCs w:val="22"/>
                 </w:rPr>
-                <w:t>November 2023</w:t>
+                <w:t>N</w:t>
+              </w:r>
+              <w:r>
+                <w:rPr>
+                  <w:rStyle w:val="Hyperlink"/>
+                  <w:rFonts w:asciiTheme="minorHAnsi" w:hAnsiTheme="minorHAnsi" w:cs="Times New Roman"/>
+                  <w:b w:val="0"/>
+                  <w:bCs w:val="0"/>
+                  <w:color w:val="262626" w:themeColor="text1" w:themeTint="D9"/>
+                  <w:sz w:val="22"/>
+                  <w:szCs w:val="22"/>
+                </w:rPr>
+                <w:t>o</w:t>
+              </w:r>
+              <w:r>
+                <w:rPr>
+                  <w:rStyle w:val="Hyperlink"/>
+                  <w:rFonts w:asciiTheme="minorHAnsi" w:hAnsiTheme="minorHAnsi" w:cs="Times New Roman"/>
+                  <w:color w:val="262626" w:themeColor="text1" w:themeTint="D9"/>
+                  <w:sz w:val="22"/>
+                  <w:szCs w:val="22"/>
+                </w:rPr>
+                <w:t>v</w:t>
+              </w:r>
+              <w:r>
+                <w:rPr>
+                  <w:rStyle w:val="Hyperlink"/>
+                  <w:rFonts w:asciiTheme="minorHAnsi" w:hAnsiTheme="minorHAnsi" w:cs="Times New Roman"/>
+                  <w:b w:val="0"/>
+                  <w:bCs w:val="0"/>
+                  <w:color w:val="262626" w:themeColor="text1" w:themeTint="D9"/>
+                  <w:sz w:val="22"/>
+                  <w:szCs w:val="22"/>
+                </w:rPr>
+                <w:t xml:space="preserve"> 2023</w:t>
               </w:r>
             </w:hyperlink>
           </w:p>
@@ -1726,62 +2122,62 @@
               <w:spacing w:before="0" w:after="0" w:line="276" w:lineRule="auto"/>
               <w:jc w:val="both"/>
               <w:rPr>
-                <w:rFonts w:ascii="Aptos" w:hAnsi="Aptos" w:cs="Times New Roman"/>
+                <w:rFonts w:asciiTheme="minorHAnsi" w:hAnsiTheme="minorHAnsi" w:cs="Times New Roman"/>
                 <w:b w:val="0"/>
                 <w:bCs w:val="0"/>
                 <w:color w:val="262626" w:themeColor="text1" w:themeTint="D9"/>
-                <w:sz w:val="20"/>
-                <w:szCs w:val="20"/>
-              </w:rPr>
-            </w:pPr>
-            <w:hyperlink r:id="rId19" w:history="1">
+                <w:sz w:val="22"/>
+                <w:szCs w:val="22"/>
+              </w:rPr>
+            </w:pPr>
+            <w:hyperlink r:id="rId22" w:history="1">
               <w:r>
                 <w:rPr>
                   <w:rStyle w:val="Hyperlink"/>
-                  <w:rFonts w:ascii="Aptos" w:hAnsi="Aptos" w:cs="Times New Roman"/>
+                  <w:rFonts w:asciiTheme="minorHAnsi" w:hAnsiTheme="minorHAnsi" w:cs="Times New Roman"/>
                   <w:b w:val="0"/>
                   <w:bCs w:val="0"/>
                   <w:color w:val="215E99" w:themeColor="text2" w:themeTint="BF"/>
-                  <w:sz w:val="20"/>
-                  <w:szCs w:val="20"/>
+                  <w:sz w:val="22"/>
+                  <w:szCs w:val="22"/>
                 </w:rPr>
                 <w:t>Foundation of User Experience Design</w:t>
               </w:r>
               <w:r>
                 <w:rPr>
                   <w:rStyle w:val="Hyperlink"/>
-                  <w:rFonts w:ascii="Aptos" w:hAnsi="Aptos" w:cs="Times New Roman"/>
+                  <w:rFonts w:asciiTheme="minorHAnsi" w:hAnsiTheme="minorHAnsi" w:cs="Times New Roman"/>
                   <w:b w:val="0"/>
                   <w:bCs w:val="0"/>
                   <w:color w:val="262626" w:themeColor="text1" w:themeTint="D9"/>
-                  <w:sz w:val="20"/>
-                  <w:szCs w:val="20"/>
+                  <w:sz w:val="22"/>
+                  <w:szCs w:val="22"/>
                 </w:rPr>
                 <w:t xml:space="preserve"> </w:t>
               </w:r>
               <w:r>
                 <w:rPr>
                   <w:rStyle w:val="Hyperlink"/>
-                  <w:rFonts w:ascii="Aptos" w:hAnsi="Aptos" w:cs="Times New Roman"/>
+                  <w:rFonts w:asciiTheme="minorHAnsi" w:hAnsiTheme="minorHAnsi" w:cs="Times New Roman"/>
                   <w:b w:val="0"/>
                   <w:bCs w:val="0"/>
                   <w:color w:val="262626" w:themeColor="text1" w:themeTint="D9"/>
-                  <w:sz w:val="20"/>
-                  <w:szCs w:val="20"/>
+                  <w:sz w:val="22"/>
+                  <w:szCs w:val="22"/>
                 </w:rPr>
                 <w:t xml:space="preserve">| </w:t>
               </w:r>
               <w:r>
                 <w:rPr>
                   <w:rStyle w:val="Hyperlink"/>
-                  <w:rFonts w:ascii="Aptos" w:hAnsi="Aptos" w:cs="Times New Roman"/>
+                  <w:rFonts w:asciiTheme="minorHAnsi" w:hAnsiTheme="minorHAnsi" w:cs="Times New Roman"/>
                   <w:b w:val="0"/>
                   <w:bCs w:val="0"/>
                   <w:color w:val="262626" w:themeColor="text1" w:themeTint="D9"/>
-                  <w:sz w:val="20"/>
-                  <w:szCs w:val="20"/>
+                  <w:sz w:val="22"/>
+                  <w:szCs w:val="22"/>
                 </w:rPr>
-                <w:t>Google | December 2022</w:t>
+                <w:t>Google | Dec 2022</w:t>
               </w:r>
             </w:hyperlink>
           </w:p>
@@ -1795,67 +2191,119 @@
               <w:spacing w:before="0" w:after="0" w:line="276" w:lineRule="auto"/>
               <w:jc w:val="both"/>
               <w:rPr>
-                <w:rFonts w:ascii="Aptos" w:hAnsi="Aptos" w:cs="Times New Roman"/>
+                <w:rFonts w:asciiTheme="minorHAnsi" w:hAnsiTheme="minorHAnsi" w:cs="Times New Roman"/>
                 <w:b w:val="0"/>
                 <w:bCs w:val="0"/>
                 <w:color w:val="262626" w:themeColor="text1" w:themeTint="D9"/>
-                <w:sz w:val="20"/>
-                <w:szCs w:val="20"/>
-              </w:rPr>
-            </w:pPr>
-            <w:r>
-              <w:rPr>
-                <w:rFonts w:ascii="Aptos" w:hAnsi="Aptos" w:cs="Times New Roman"/>
+                <w:sz w:val="22"/>
+                <w:szCs w:val="22"/>
+              </w:rPr>
+            </w:pPr>
+            <w:r>
+              <w:rPr>
+                <w:rFonts w:asciiTheme="minorHAnsi" w:hAnsiTheme="minorHAnsi" w:cs="Times New Roman"/>
                 <w:b w:val="0"/>
                 <w:bCs w:val="0"/>
                 <w:color w:val="262626" w:themeColor="text1" w:themeTint="D9"/>
-                <w:sz w:val="20"/>
-                <w:szCs w:val="20"/>
+                <w:sz w:val="22"/>
+                <w:szCs w:val="22"/>
               </w:rPr>
               <w:t xml:space="preserve">Emergency First Aid and CPR (Level C) Training </w:t>
             </w:r>
             <w:r>
               <w:rPr>
-                <w:rFonts w:ascii="Aptos" w:hAnsi="Aptos" w:cs="Times New Roman"/>
+                <w:rFonts w:asciiTheme="minorHAnsi" w:hAnsiTheme="minorHAnsi" w:cs="Times New Roman"/>
                 <w:b w:val="0"/>
                 <w:bCs w:val="0"/>
+                <w:sz w:val="24"/>
+                <w:szCs w:val="24"/>
               </w:rPr>
               <w:t xml:space="preserve">| </w:t>
             </w:r>
             <w:r>
               <w:rPr>
-                <w:rFonts w:ascii="Aptos" w:hAnsi="Aptos" w:cs="Times New Roman"/>
+                <w:rFonts w:asciiTheme="minorHAnsi" w:hAnsiTheme="minorHAnsi" w:cs="Times New Roman"/>
                 <w:b w:val="0"/>
                 <w:bCs w:val="0"/>
-                <w:sz w:val="20"/>
-                <w:szCs w:val="20"/>
+                <w:sz w:val="22"/>
+                <w:szCs w:val="22"/>
               </w:rPr>
               <w:t>ExcellenceTraining NL</w:t>
             </w:r>
-          </w:p>
-          <w:p>
-            <w:pPr>
-              <w:spacing w:before="240" w:after="240" w:line="276" w:lineRule="auto"/>
+            <w:r>
+              <w:rPr>
+                <w:rFonts w:asciiTheme="minorHAnsi" w:hAnsiTheme="minorHAnsi" w:cs="Times New Roman"/>
+                <w:b w:val="0"/>
+                <w:bCs w:val="0"/>
+                <w:sz w:val="22"/>
+                <w:szCs w:val="22"/>
+              </w:rPr>
+              <w:t xml:space="preserve"> | April 2024 </w:t>
+            </w:r>
+          </w:p>
+          <w:p>
+            <w:pPr>
+              <w:pStyle w:val="Heading3"/>
+              <w:spacing w:before="0" w:after="0" w:line="276" w:lineRule="auto"/>
+              <w:ind w:left="720"/>
               <w:jc w:val="both"/>
               <w:rPr>
-                <w:rFonts w:ascii="Aptos" w:hAnsi="Aptos" w:cs="Times New Roman"/>
+                <w:rFonts w:asciiTheme="minorHAnsi" w:hAnsiTheme="minorHAnsi" w:cs="Times New Roman"/>
+                <w:b w:val="0"/>
+                <w:bCs w:val="0"/>
+                <w:color w:val="262626" w:themeColor="text1" w:themeTint="D9"/>
+                <w:sz w:val="22"/>
+                <w:szCs w:val="22"/>
+              </w:rPr>
+            </w:pPr>
+          </w:p>
+          <w:p>
+            <w:pPr>
+              <w:pStyle w:val="Heading2"/>
+            </w:pPr>
+            <w:r>
+              <w:t>THESIS</w:t>
+            </w:r>
+          </w:p>
+          <w:p>
+            <w:pPr>
+              <w:spacing w:line="276" w:lineRule="auto"/>
+              <w:jc w:val="both"/>
+              <w:rPr>
+                <w:rFonts w:asciiTheme="minorHAnsi" w:hAnsiTheme="minorHAnsi" w:cs="Times New Roman"/>
+                <w:color w:val="262626" w:themeColor="text1" w:themeTint="D9"/>
+                <w:sz w:val="22"/>
+                <w:szCs w:val="22"/>
+              </w:rPr>
+            </w:pPr>
+            <w:r>
+              <w:rPr>
+                <w:rFonts w:asciiTheme="minorHAnsi" w:hAnsiTheme="minorHAnsi" w:cs="Times New Roman"/>
+                <w:color w:val="262626" w:themeColor="text1" w:themeTint="D9"/>
+                <w:sz w:val="22"/>
+                <w:szCs w:val="22"/>
+              </w:rPr>
+              <w:t>Thesis on “</w:t>
+            </w:r>
+            <w:r>
+              <w:rPr>
+                <w:rFonts w:asciiTheme="minorHAnsi" w:hAnsiTheme="minorHAnsi" w:cs="Times New Roman"/>
                 <w:b/>
                 <w:bCs/>
                 <w:color w:val="262626" w:themeColor="text1" w:themeTint="D9"/>
                 <w:sz w:val="22"/>
                 <w:szCs w:val="22"/>
               </w:rPr>
-            </w:pPr>
-            <w:r>
-              <w:rPr>
-                <w:rFonts w:ascii="Aptos" w:hAnsi="Aptos" w:cs="Times New Roman"/>
-                <w:b/>
-                <w:bCs/>
-                <w:color w:val="262626" w:themeColor="text1" w:themeTint="D9"/>
-                <w:sz w:val="22"/>
-                <w:szCs w:val="22"/>
-              </w:rPr>
-              <w:t>THESIS</w:t>
+              <w:t>Advanced Artificial Intelligence Self Balanced Robot for Home Security</w:t>
+            </w:r>
+            <w:r>
+              <w:rPr>
+                <w:rFonts w:asciiTheme="minorHAnsi" w:hAnsiTheme="minorHAnsi" w:cs="Times New Roman"/>
+                <w:color w:val="262626" w:themeColor="text1" w:themeTint="D9"/>
+                <w:sz w:val="22"/>
+                <w:szCs w:val="22"/>
+              </w:rPr>
+              <w:t>” (2017).”</w:t>
             </w:r>
           </w:p>
           <w:p>
@@ -1863,40 +2311,19 @@
               <w:spacing w:line="276" w:lineRule="auto"/>
               <w:jc w:val="both"/>
               <w:rPr>
-                <w:rFonts w:ascii="Aptos" w:hAnsi="Aptos" w:cs="Times New Roman"/>
-                <w:color w:val="262626" w:themeColor="text1" w:themeTint="D9"/>
-                <w:sz w:val="20"/>
-                <w:szCs w:val="20"/>
-              </w:rPr>
-            </w:pPr>
-            <w:r>
-              <w:rPr>
-                <w:rFonts w:ascii="Aptos" w:hAnsi="Aptos" w:cs="Times New Roman"/>
-                <w:color w:val="262626" w:themeColor="text1" w:themeTint="D9"/>
-                <w:sz w:val="20"/>
-                <w:szCs w:val="20"/>
-              </w:rPr>
-              <w:t>Thesis on “</w:t>
-            </w:r>
-            <w:r>
-              <w:rPr>
-                <w:rFonts w:ascii="Aptos" w:hAnsi="Aptos" w:cs="Times New Roman"/>
-                <w:b/>
-                <w:bCs/>
-                <w:color w:val="262626" w:themeColor="text1" w:themeTint="D9"/>
-                <w:sz w:val="20"/>
-                <w:szCs w:val="20"/>
-              </w:rPr>
-              <w:t>Advanced Artificial Intelligence Self Balanced Robot for Home Security</w:t>
-            </w:r>
-            <w:r>
-              <w:rPr>
-                <w:rFonts w:ascii="Aptos" w:hAnsi="Aptos" w:cs="Times New Roman"/>
-                <w:color w:val="262626" w:themeColor="text1" w:themeTint="D9"/>
-                <w:sz w:val="20"/>
-                <w:szCs w:val="20"/>
-              </w:rPr>
-              <w:t>” (2017).”</w:t>
+                <w:rFonts w:asciiTheme="minorHAnsi" w:hAnsiTheme="minorHAnsi" w:cs="Times New Roman"/>
+                <w:color w:val="262626" w:themeColor="text1" w:themeTint="D9"/>
+                <w:sz w:val="32"/>
+                <w:szCs w:val="32"/>
+              </w:rPr>
+            </w:pPr>
+          </w:p>
+          <w:p>
+            <w:pPr>
+              <w:pStyle w:val="Heading2"/>
+            </w:pPr>
+            <w:r>
+              <w:t>REFERENCES</w:t>
             </w:r>
           </w:p>
           <w:p>
@@ -1904,48 +2331,62 @@
               <w:spacing w:line="276" w:lineRule="auto"/>
               <w:jc w:val="both"/>
               <w:rPr>
-                <w:rFonts w:ascii="Aptos" w:hAnsi="Aptos" w:cs="Times New Roman"/>
-                <w:color w:val="262626" w:themeColor="text1" w:themeTint="D9"/>
-                <w:sz w:val="22"/>
-                <w:szCs w:val="22"/>
-              </w:rPr>
-            </w:pPr>
+                <w:rFonts w:asciiTheme="minorHAnsi" w:hAnsiTheme="minorHAnsi" w:cs="Times New Roman"/>
+                <w:color w:val="262626" w:themeColor="text1" w:themeTint="D9"/>
+                <w:sz w:val="22"/>
+                <w:szCs w:val="22"/>
+              </w:rPr>
+            </w:pPr>
+            <w:r>
+              <w:rPr>
+                <w:rFonts w:asciiTheme="minorHAnsi" w:hAnsiTheme="minorHAnsi" w:cs="Times New Roman"/>
+                <w:color w:val="262626" w:themeColor="text1" w:themeTint="D9"/>
+                <w:sz w:val="22"/>
+                <w:szCs w:val="22"/>
+              </w:rPr>
+              <w:t>Roberta White</w:t>
+            </w:r>
           </w:p>
           <w:p>
             <w:pPr>
               <w:spacing w:line="276" w:lineRule="auto"/>
               <w:jc w:val="both"/>
               <w:rPr>
-                <w:rFonts w:ascii="Aptos" w:hAnsi="Aptos" w:cs="Times New Roman"/>
-                <w:color w:val="262626" w:themeColor="text1" w:themeTint="D9"/>
-                <w:sz w:val="24"/>
-                <w:szCs w:val="24"/>
-              </w:rPr>
-            </w:pPr>
+                <w:rFonts w:asciiTheme="minorHAnsi" w:hAnsiTheme="minorHAnsi" w:cs="Times New Roman"/>
+                <w:color w:val="262626" w:themeColor="text1" w:themeTint="D9"/>
+                <w:sz w:val="22"/>
+                <w:szCs w:val="22"/>
+              </w:rPr>
+            </w:pPr>
+            <w:r>
+              <w:rPr>
+                <w:rFonts w:asciiTheme="minorHAnsi" w:hAnsiTheme="minorHAnsi" w:cs="Times New Roman"/>
+                <w:color w:val="262626" w:themeColor="text1" w:themeTint="D9"/>
+                <w:sz w:val="22"/>
+                <w:szCs w:val="22"/>
+              </w:rPr>
+              <w:t>Claims Adjuster, Intact Financial Corporation</w:t>
+            </w:r>
           </w:p>
           <w:p>
             <w:pPr>
               <w:spacing w:line="276" w:lineRule="auto"/>
               <w:jc w:val="both"/>
               <w:rPr>
-                <w:rFonts w:ascii="Aptos" w:hAnsi="Aptos" w:cs="Times New Roman"/>
-                <w:b/>
-                <w:bCs/>
-                <w:color w:val="262626" w:themeColor="text1" w:themeTint="D9"/>
-                <w:sz w:val="22"/>
-                <w:szCs w:val="22"/>
-              </w:rPr>
-            </w:pPr>
-            <w:r>
-              <w:rPr>
-                <w:rFonts w:ascii="Aptos" w:hAnsi="Aptos" w:cs="Times New Roman"/>
-                <w:b/>
-                <w:bCs/>
-                <w:color w:val="262626" w:themeColor="text1" w:themeTint="D9"/>
-                <w:sz w:val="22"/>
-                <w:szCs w:val="22"/>
-              </w:rPr>
-              <w:t>REFERENCES</w:t>
+                <w:rFonts w:asciiTheme="minorHAnsi" w:hAnsiTheme="minorHAnsi" w:cs="Times New Roman"/>
+                <w:color w:val="262626" w:themeColor="text1" w:themeTint="D9"/>
+                <w:sz w:val="22"/>
+                <w:szCs w:val="22"/>
+              </w:rPr>
+            </w:pPr>
+            <w:r>
+              <w:rPr>
+                <w:rFonts w:asciiTheme="minorHAnsi" w:hAnsiTheme="minorHAnsi" w:cs="Times New Roman"/>
+                <w:color w:val="262626" w:themeColor="text1" w:themeTint="D9"/>
+                <w:sz w:val="22"/>
+                <w:szCs w:val="22"/>
+              </w:rPr>
+              <w:t>Email: roberta.white@hotmail.com</w:t>
             </w:r>
           </w:p>
           <w:p>
@@ -1953,53 +2394,57 @@
               <w:spacing w:line="276" w:lineRule="auto"/>
               <w:jc w:val="both"/>
               <w:rPr>
-                <w:rFonts w:ascii="Aptos" w:hAnsi="Aptos" w:cs="Times New Roman"/>
-                <w:color w:val="262626" w:themeColor="text1" w:themeTint="D9"/>
-                <w:sz w:val="20"/>
-                <w:szCs w:val="20"/>
-              </w:rPr>
-            </w:pPr>
+                <w:rFonts w:asciiTheme="minorHAnsi" w:hAnsiTheme="minorHAnsi" w:cs="Times New Roman"/>
+                <w:color w:val="262626" w:themeColor="text1" w:themeTint="D9"/>
+                <w:sz w:val="22"/>
+                <w:szCs w:val="22"/>
+              </w:rPr>
+            </w:pPr>
+            <w:r>
+              <w:rPr>
+                <w:rFonts w:asciiTheme="minorHAnsi" w:hAnsiTheme="minorHAnsi" w:cs="Times New Roman"/>
+                <w:color w:val="262626" w:themeColor="text1" w:themeTint="D9"/>
+                <w:sz w:val="22"/>
+                <w:szCs w:val="22"/>
+              </w:rPr>
+              <w:t>Phone: 7096855777</w:t>
+            </w:r>
           </w:p>
           <w:p>
             <w:pPr>
               <w:spacing w:line="276" w:lineRule="auto"/>
               <w:jc w:val="both"/>
               <w:rPr>
-                <w:rFonts w:ascii="Aptos" w:hAnsi="Aptos" w:cs="Times New Roman"/>
-                <w:color w:val="262626" w:themeColor="text1" w:themeTint="D9"/>
-                <w:sz w:val="20"/>
-                <w:szCs w:val="20"/>
-              </w:rPr>
-            </w:pPr>
-            <w:r>
-              <w:rPr>
-                <w:rFonts w:ascii="Aptos" w:hAnsi="Aptos" w:cs="Times New Roman"/>
-                <w:color w:val="262626" w:themeColor="text1" w:themeTint="D9"/>
-                <w:sz w:val="20"/>
-                <w:szCs w:val="20"/>
-              </w:rPr>
-              <w:t>Roberta White</w:t>
-            </w:r>
+                <w:rFonts w:asciiTheme="minorHAnsi" w:hAnsiTheme="minorHAnsi" w:cs="Times New Roman"/>
+                <w:color w:val="262626" w:themeColor="text1" w:themeTint="D9"/>
+                <w:sz w:val="22"/>
+                <w:szCs w:val="22"/>
+              </w:rPr>
+            </w:pPr>
           </w:p>
           <w:p>
             <w:pPr>
               <w:spacing w:line="276" w:lineRule="auto"/>
               <w:jc w:val="both"/>
               <w:rPr>
-                <w:rFonts w:ascii="Aptos" w:hAnsi="Aptos" w:cs="Times New Roman"/>
-                <w:color w:val="262626" w:themeColor="text1" w:themeTint="D9"/>
-                <w:sz w:val="20"/>
-                <w:szCs w:val="20"/>
-              </w:rPr>
-            </w:pPr>
-            <w:r>
-              <w:rPr>
-                <w:rFonts w:ascii="Aptos" w:hAnsi="Aptos" w:cs="Times New Roman"/>
-                <w:color w:val="262626" w:themeColor="text1" w:themeTint="D9"/>
-                <w:sz w:val="20"/>
-                <w:szCs w:val="20"/>
-              </w:rPr>
-              <w:t>Claims Adjuster, Intact Financial Corporation</w:t>
+                <w:rFonts w:asciiTheme="minorHAnsi" w:hAnsiTheme="minorHAnsi" w:cs="Times New Roman"/>
+                <w:i/>
+                <w:iCs/>
+                <w:color w:val="262626" w:themeColor="text1" w:themeTint="D9"/>
+                <w:sz w:val="22"/>
+                <w:szCs w:val="22"/>
+              </w:rPr>
+            </w:pPr>
+            <w:r>
+              <w:rPr>
+                <w:rFonts w:asciiTheme="minorHAnsi" w:hAnsiTheme="minorHAnsi" w:cs="Times New Roman"/>
+                <w:i/>
+                <w:iCs/>
+                <w:color w:val="262626" w:themeColor="text1" w:themeTint="D9"/>
+                <w:sz w:val="22"/>
+                <w:szCs w:val="22"/>
+              </w:rPr>
+              <w:t>Roberta was my supervisor at Intact in 2023</w:t>
             </w:r>
           </w:p>
           <w:p>
@@ -2007,41 +2452,32 @@
               <w:spacing w:line="276" w:lineRule="auto"/>
               <w:jc w:val="both"/>
               <w:rPr>
-                <w:rFonts w:ascii="Aptos" w:hAnsi="Aptos" w:cs="Times New Roman"/>
-                <w:color w:val="262626" w:themeColor="text1" w:themeTint="D9"/>
-                <w:sz w:val="20"/>
-                <w:szCs w:val="20"/>
-              </w:rPr>
-            </w:pPr>
-            <w:r>
-              <w:rPr>
-                <w:rFonts w:ascii="Aptos" w:hAnsi="Aptos" w:cs="Times New Roman"/>
-                <w:color w:val="262626" w:themeColor="text1" w:themeTint="D9"/>
-                <w:sz w:val="20"/>
-                <w:szCs w:val="20"/>
-              </w:rPr>
-              <w:t>Email: roberta.white@hotmail.com</w:t>
-            </w:r>
+                <w:rFonts w:asciiTheme="minorHAnsi" w:hAnsiTheme="minorHAnsi" w:cs="Times New Roman"/>
+                <w:color w:val="262626" w:themeColor="text1" w:themeTint="D9"/>
+                <w:sz w:val="22"/>
+                <w:szCs w:val="22"/>
+              </w:rPr>
+            </w:pPr>
           </w:p>
           <w:p>
             <w:pPr>
               <w:spacing w:line="276" w:lineRule="auto"/>
               <w:jc w:val="both"/>
               <w:rPr>
-                <w:rFonts w:ascii="Aptos" w:hAnsi="Aptos" w:cs="Times New Roman"/>
-                <w:color w:val="262626" w:themeColor="text1" w:themeTint="D9"/>
-                <w:sz w:val="20"/>
-                <w:szCs w:val="20"/>
-              </w:rPr>
-            </w:pPr>
-            <w:r>
-              <w:rPr>
-                <w:rFonts w:ascii="Aptos" w:hAnsi="Aptos" w:cs="Times New Roman"/>
-                <w:color w:val="262626" w:themeColor="text1" w:themeTint="D9"/>
-                <w:sz w:val="20"/>
-                <w:szCs w:val="20"/>
-              </w:rPr>
-              <w:t>Phone: 7096855777</w:t>
+                <w:rFonts w:asciiTheme="minorHAnsi" w:hAnsiTheme="minorHAnsi" w:cs="Times New Roman"/>
+                <w:color w:val="262626" w:themeColor="text1" w:themeTint="D9"/>
+                <w:sz w:val="22"/>
+                <w:szCs w:val="22"/>
+              </w:rPr>
+            </w:pPr>
+            <w:r>
+              <w:rPr>
+                <w:rFonts w:asciiTheme="minorHAnsi" w:hAnsiTheme="minorHAnsi" w:cs="Times New Roman"/>
+                <w:color w:val="262626" w:themeColor="text1" w:themeTint="D9"/>
+                <w:sz w:val="22"/>
+                <w:szCs w:val="22"/>
+              </w:rPr>
+              <w:t>Arshad Arafat</w:t>
             </w:r>
           </w:p>
           <w:p>
@@ -2049,215 +2485,109 @@
               <w:spacing w:line="276" w:lineRule="auto"/>
               <w:jc w:val="both"/>
               <w:rPr>
-                <w:rFonts w:ascii="Aptos" w:hAnsi="Aptos" w:cs="Times New Roman"/>
-                <w:color w:val="262626" w:themeColor="text1" w:themeTint="D9"/>
-                <w:sz w:val="20"/>
-                <w:szCs w:val="20"/>
-              </w:rPr>
-            </w:pPr>
+                <w:rFonts w:asciiTheme="minorHAnsi" w:hAnsiTheme="minorHAnsi" w:cs="Times New Roman"/>
+                <w:color w:val="262626" w:themeColor="text1" w:themeTint="D9"/>
+                <w:sz w:val="22"/>
+                <w:szCs w:val="22"/>
+              </w:rPr>
+            </w:pPr>
+            <w:r>
+              <w:rPr>
+                <w:rFonts w:asciiTheme="minorHAnsi" w:hAnsiTheme="minorHAnsi" w:cs="Times New Roman"/>
+                <w:color w:val="262626" w:themeColor="text1" w:themeTint="D9"/>
+                <w:sz w:val="22"/>
+                <w:szCs w:val="22"/>
+              </w:rPr>
+              <w:t xml:space="preserve">Interface Developer, </w:t>
+            </w:r>
+            <w:r>
+              <w:rPr>
+                <w:rFonts w:asciiTheme="minorHAnsi" w:hAnsiTheme="minorHAnsi" w:cs="Times New Roman"/>
+                <w:color w:val="262626" w:themeColor="text1" w:themeTint="D9"/>
+                <w:sz w:val="22"/>
+                <w:szCs w:val="22"/>
+              </w:rPr>
+              <w:t>Nasdaq (Verafin)</w:t>
+            </w:r>
           </w:p>
           <w:p>
             <w:pPr>
               <w:spacing w:line="276" w:lineRule="auto"/>
               <w:jc w:val="both"/>
               <w:rPr>
-                <w:rFonts w:ascii="Aptos" w:hAnsi="Aptos" w:cs="Times New Roman"/>
+                <w:rFonts w:asciiTheme="minorHAnsi" w:hAnsiTheme="minorHAnsi" w:cs="Times New Roman"/>
+                <w:color w:val="262626" w:themeColor="text1" w:themeTint="D9"/>
+                <w:sz w:val="22"/>
+                <w:szCs w:val="22"/>
+              </w:rPr>
+            </w:pPr>
+            <w:r>
+              <w:rPr>
+                <w:rFonts w:asciiTheme="minorHAnsi" w:hAnsiTheme="minorHAnsi" w:cs="Times New Roman"/>
+                <w:color w:val="262626" w:themeColor="text1" w:themeTint="D9"/>
+                <w:sz w:val="22"/>
+                <w:szCs w:val="22"/>
+              </w:rPr>
+              <w:t>Email: arshad.arafat@nasdaq.com</w:t>
+            </w:r>
+          </w:p>
+          <w:p>
+            <w:pPr>
+              <w:spacing w:line="276" w:lineRule="auto"/>
+              <w:jc w:val="both"/>
+              <w:rPr>
+                <w:rFonts w:asciiTheme="minorHAnsi" w:hAnsiTheme="minorHAnsi" w:cs="Times New Roman"/>
+                <w:color w:val="262626" w:themeColor="text1" w:themeTint="D9"/>
+                <w:sz w:val="22"/>
+                <w:szCs w:val="22"/>
+              </w:rPr>
+            </w:pPr>
+            <w:r>
+              <w:rPr>
+                <w:rFonts w:asciiTheme="minorHAnsi" w:hAnsiTheme="minorHAnsi" w:cs="Times New Roman"/>
+                <w:color w:val="262626" w:themeColor="text1" w:themeTint="D9"/>
+                <w:sz w:val="22"/>
+                <w:szCs w:val="22"/>
+              </w:rPr>
+              <w:t>Phone: 7097279678</w:t>
+            </w:r>
+          </w:p>
+          <w:p>
+            <w:pPr>
+              <w:spacing w:line="276" w:lineRule="auto"/>
+              <w:jc w:val="both"/>
+              <w:rPr>
+                <w:rFonts w:asciiTheme="minorHAnsi" w:hAnsiTheme="minorHAnsi" w:cs="Times New Roman"/>
+                <w:color w:val="262626" w:themeColor="text1" w:themeTint="D9"/>
+                <w:sz w:val="22"/>
+                <w:szCs w:val="22"/>
+              </w:rPr>
+            </w:pPr>
+          </w:p>
+          <w:p>
+            <w:pPr>
+              <w:spacing w:line="276" w:lineRule="auto"/>
+              <w:jc w:val="both"/>
+              <w:rPr>
+                <w:rFonts w:asciiTheme="minorHAnsi" w:hAnsiTheme="minorHAnsi" w:cs="Times New Roman"/>
                 <w:i/>
                 <w:iCs/>
                 <w:color w:val="262626" w:themeColor="text1" w:themeTint="D9"/>
-                <w:sz w:val="20"/>
-                <w:szCs w:val="20"/>
-              </w:rPr>
-            </w:pPr>
-            <w:r>
-              <w:rPr>
-                <w:rFonts w:ascii="Aptos" w:hAnsi="Aptos" w:cs="Times New Roman"/>
+                <w:sz w:val="22"/>
+                <w:szCs w:val="22"/>
+              </w:rPr>
+            </w:pPr>
+            <w:r>
+              <w:rPr>
+                <w:rFonts w:asciiTheme="minorHAnsi" w:hAnsiTheme="minorHAnsi" w:cs="Times New Roman"/>
                 <w:i/>
                 <w:iCs/>
                 <w:color w:val="262626" w:themeColor="text1" w:themeTint="D9"/>
-                <w:sz w:val="20"/>
-                <w:szCs w:val="20"/>
-              </w:rPr>
-              <w:t>Roberta was my supervisor at Intact in 2023</w:t>
-            </w:r>
-          </w:p>
-          <w:p>
-            <w:pPr>
-              <w:spacing w:line="276" w:lineRule="auto"/>
-              <w:jc w:val="both"/>
-              <w:rPr>
-                <w:rFonts w:ascii="Aptos" w:hAnsi="Aptos" w:cs="Times New Roman"/>
-                <w:color w:val="262626" w:themeColor="text1" w:themeTint="D9"/>
-                <w:sz w:val="20"/>
-                <w:szCs w:val="20"/>
-              </w:rPr>
-            </w:pPr>
-          </w:p>
-          <w:p>
-            <w:pPr>
-              <w:spacing w:line="276" w:lineRule="auto"/>
-              <w:jc w:val="both"/>
-              <w:rPr>
-                <w:rFonts w:ascii="Aptos" w:hAnsi="Aptos" w:cs="Times New Roman"/>
-                <w:color w:val="262626" w:themeColor="text1" w:themeTint="D9"/>
-                <w:sz w:val="20"/>
-                <w:szCs w:val="20"/>
-              </w:rPr>
-            </w:pPr>
-            <w:r>
-              <w:rPr>
-                <w:rFonts w:ascii="Aptos" w:hAnsi="Aptos" w:cs="Times New Roman"/>
-                <w:color w:val="262626" w:themeColor="text1" w:themeTint="D9"/>
-                <w:sz w:val="20"/>
-                <w:szCs w:val="20"/>
-              </w:rPr>
-              <w:t>Arshad Arafat</w:t>
-            </w:r>
-          </w:p>
-          <w:p>
-            <w:pPr>
-              <w:spacing w:line="276" w:lineRule="auto"/>
-              <w:jc w:val="both"/>
-              <w:rPr>
-                <w:rFonts w:ascii="Aptos" w:hAnsi="Aptos" w:cs="Times New Roman"/>
-                <w:color w:val="262626" w:themeColor="text1" w:themeTint="D9"/>
-                <w:sz w:val="20"/>
-                <w:szCs w:val="20"/>
-              </w:rPr>
-            </w:pPr>
-            <w:r>
-              <w:rPr>
-                <w:rFonts w:ascii="Aptos" w:hAnsi="Aptos" w:cs="Times New Roman"/>
-                <w:color w:val="262626" w:themeColor="text1" w:themeTint="D9"/>
-                <w:sz w:val="20"/>
-                <w:szCs w:val="20"/>
-              </w:rPr>
-              <w:t xml:space="preserve">Interface Developer, </w:t>
-            </w:r>
-            <w:r>
-              <w:rPr>
-                <w:rFonts w:ascii="Aptos" w:hAnsi="Aptos" w:cs="Times New Roman"/>
-                <w:color w:val="262626" w:themeColor="text1" w:themeTint="D9"/>
-                <w:sz w:val="20"/>
-                <w:szCs w:val="20"/>
-              </w:rPr>
-              <w:t>Nasdaq (Verafin)</w:t>
-            </w:r>
-          </w:p>
-          <w:p>
-            <w:pPr>
-              <w:spacing w:line="276" w:lineRule="auto"/>
-              <w:jc w:val="both"/>
-              <w:rPr>
-                <w:rFonts w:ascii="Aptos" w:hAnsi="Aptos" w:cs="Times New Roman"/>
-                <w:color w:val="262626" w:themeColor="text1" w:themeTint="D9"/>
-                <w:sz w:val="20"/>
-                <w:szCs w:val="20"/>
-              </w:rPr>
-            </w:pPr>
-            <w:r>
-              <w:rPr>
-                <w:rFonts w:ascii="Aptos" w:hAnsi="Aptos" w:cs="Times New Roman"/>
-                <w:color w:val="262626" w:themeColor="text1" w:themeTint="D9"/>
-                <w:sz w:val="20"/>
-                <w:szCs w:val="20"/>
-              </w:rPr>
-              <w:t>Email: arshad.arafat@nasdaq.com</w:t>
-            </w:r>
-          </w:p>
-          <w:p>
-            <w:pPr>
-              <w:spacing w:line="276" w:lineRule="auto"/>
-              <w:jc w:val="both"/>
-              <w:rPr>
-                <w:rFonts w:ascii="Aptos" w:hAnsi="Aptos" w:cs="Times New Roman"/>
-                <w:color w:val="262626" w:themeColor="text1" w:themeTint="D9"/>
-                <w:sz w:val="20"/>
-                <w:szCs w:val="20"/>
-              </w:rPr>
-            </w:pPr>
-            <w:r>
-              <w:rPr>
-                <w:rFonts w:ascii="Aptos" w:hAnsi="Aptos" w:cs="Times New Roman"/>
-                <w:color w:val="262626" w:themeColor="text1" w:themeTint="D9"/>
-                <w:sz w:val="20"/>
-                <w:szCs w:val="20"/>
-              </w:rPr>
-              <w:t>Phone: 7097279678</w:t>
-            </w:r>
-          </w:p>
-          <w:p>
-            <w:pPr>
-              <w:spacing w:line="276" w:lineRule="auto"/>
-              <w:jc w:val="both"/>
-              <w:rPr>
-                <w:rFonts w:ascii="Aptos" w:hAnsi="Aptos" w:cs="Times New Roman"/>
-                <w:color w:val="262626" w:themeColor="text1" w:themeTint="D9"/>
-                <w:sz w:val="20"/>
-                <w:szCs w:val="20"/>
-              </w:rPr>
-            </w:pPr>
-          </w:p>
-          <w:p>
-            <w:pPr>
-              <w:spacing w:line="276" w:lineRule="auto"/>
-              <w:jc w:val="both"/>
-              <w:rPr>
-                <w:rFonts w:ascii="Aptos" w:hAnsi="Aptos" w:cs="Times New Roman"/>
-                <w:i/>
-                <w:iCs/>
-                <w:color w:val="262626" w:themeColor="text1" w:themeTint="D9"/>
-                <w:sz w:val="20"/>
-                <w:szCs w:val="20"/>
-              </w:rPr>
-            </w:pPr>
-            <w:r>
-              <w:rPr>
-                <w:rFonts w:ascii="Aptos" w:hAnsi="Aptos" w:cs="Times New Roman"/>
-                <w:i/>
-                <w:iCs/>
-                <w:color w:val="262626" w:themeColor="text1" w:themeTint="D9"/>
-                <w:sz w:val="20"/>
-                <w:szCs w:val="20"/>
+                <w:sz w:val="22"/>
+                <w:szCs w:val="22"/>
               </w:rPr>
               <w:t>Arshad is my coding mentor as he is already a successful software developer</w:t>
             </w:r>
-          </w:p>
-          <w:p>
-            <w:pPr>
-              <w:spacing w:line="276" w:lineRule="auto"/>
-              <w:jc w:val="both"/>
-              <w:rPr>
-                <w:rFonts w:ascii="Aptos" w:hAnsi="Aptos" w:cs="Times New Roman"/>
-                <w:color w:val="262626" w:themeColor="text1" w:themeTint="D9"/>
-                <w:sz w:val="20"/>
-                <w:szCs w:val="20"/>
-              </w:rPr>
-            </w:pPr>
-          </w:p>
-          <w:p>
-            <w:pPr>
-              <w:spacing w:line="276" w:lineRule="auto"/>
-              <w:jc w:val="both"/>
-              <w:rPr>
-                <w:rFonts w:ascii="Aptos" w:hAnsi="Aptos" w:cs="Times New Roman"/>
-                <w:color w:val="262626" w:themeColor="text1" w:themeTint="D9"/>
-                <w:sz w:val="20"/>
-                <w:szCs w:val="20"/>
-              </w:rPr>
-            </w:pPr>
-          </w:p>
-          <w:p>
-            <w:pPr>
-              <w:spacing w:line="276" w:lineRule="auto"/>
-              <w:jc w:val="both"/>
-              <w:rPr>
-                <w:rFonts w:ascii="Aptos" w:hAnsi="Aptos" w:cs="Times New Roman"/>
-                <w:color w:val="262626" w:themeColor="text1" w:themeTint="D9"/>
-                <w:sz w:val="20"/>
-                <w:szCs w:val="20"/>
-              </w:rPr>
-            </w:pPr>
           </w:p>
         </w:tc>
       </w:tr>
@@ -2276,12 +2606,12 @@
               <w:spacing w:before="0" w:line="276" w:lineRule="auto"/>
               <w:jc w:val="both"/>
               <w:rPr>
-                <w:rFonts w:ascii="Aptos" w:hAnsi="Aptos" w:cs="Times New Roman"/>
+                <w:rFonts w:asciiTheme="minorHAnsi" w:hAnsiTheme="minorHAnsi" w:cs="Times New Roman"/>
                 <w:b w:val="0"/>
                 <w:bCs w:val="0"/>
                 <w:color w:val="262626" w:themeColor="text1" w:themeTint="D9"/>
-                <w:sz w:val="20"/>
-                <w:szCs w:val="20"/>
+                <w:sz w:val="22"/>
+                <w:szCs w:val="22"/>
               </w:rPr>
             </w:pPr>
           </w:p>
@@ -2293,20 +2623,20 @@
         <w:spacing w:line="276" w:lineRule="auto"/>
         <w:jc w:val="both"/>
         <w:rPr>
-          <w:rFonts w:ascii="Aptos" w:hAnsi="Aptos" w:cs="Times New Roman"/>
+          <w:rFonts w:asciiTheme="minorHAnsi" w:hAnsiTheme="minorHAnsi" w:cs="Times New Roman"/>
           <w:color w:val="262626" w:themeColor="text1" w:themeTint="D9"/>
-          <w:sz w:val="20"/>
-          <w:szCs w:val="20"/>
+          <w:sz w:val="22"/>
+          <w:szCs w:val="22"/>
         </w:rPr>
       </w:pPr>
     </w:p>
     <w:sectPr>
-      <w:headerReference w:type="even" r:id="rId20"/>
-      <w:headerReference w:type="default" r:id="rId21"/>
-      <w:footerReference w:type="even" r:id="rId22"/>
-      <w:footerReference w:type="default" r:id="rId23"/>
-      <w:headerReference w:type="first" r:id="rId24"/>
-      <w:footerReference w:type="first" r:id="rId25"/>
+      <w:headerReference w:type="even" r:id="rId23"/>
+      <w:headerReference w:type="default" r:id="rId24"/>
+      <w:footerReference w:type="even" r:id="rId25"/>
+      <w:footerReference w:type="default" r:id="rId26"/>
+      <w:headerReference w:type="first" r:id="rId27"/>
+      <w:footerReference w:type="first" r:id="rId28"/>
       <w:pgSz w:w="11906" w:h="16838"/>
       <w:pgMar w:top="705" w:right="750" w:bottom="705" w:left="750" w:header="0" w:footer="0" w:gutter="0"/>
       <w:cols w:space="720"/>
@@ -4499,14 +4829,16 @@
     <w:uiPriority w:val="9"/>
     <w:unhideWhenUsed/>
     <w:qFormat/>
+    <w:rsid w:val="009B6CF0"/>
     <w:pPr>
       <w:spacing w:before="60" w:after="180" w:line="264" w:lineRule="auto"/>
       <w:outlineLvl w:val="1"/>
     </w:pPr>
     <w:rPr>
+      <w:rFonts w:asciiTheme="majorHAnsi" w:hAnsiTheme="majorHAnsi"/>
       <w:b/>
       <w:bCs/>
-      <w:sz w:val="34"/>
+      <w:sz w:val="24"/>
       <w:szCs w:val="34"/>
     </w:rPr>
   </w:style>
@@ -4772,11 +5104,12 @@
     <w:basedOn w:val="DefaultParagraphFont"/>
     <w:link w:val="Heading2"/>
     <w:uiPriority w:val="9"/>
-    <w:rsid w:val="00C408C3"/>
+    <w:rsid w:val="009B6CF0"/>
     <w:rPr>
+      <w:rFonts w:asciiTheme="majorHAnsi" w:hAnsiTheme="majorHAnsi"/>
       <w:b/>
       <w:bCs/>
-      <w:sz w:val="34"/>
+      <w:sz w:val="24"/>
       <w:szCs w:val="34"/>
     </w:rPr>
   </w:style>
